--- a/Datasheet/Datasheet_graphite_sensor.docx
+++ b/Datasheet/Datasheet_graphite_sensor.docx
@@ -393,7 +393,7 @@
           <w:lang w:val="en-US"/>
         </w:rPr>
         <w:drawing>
-          <wp:anchor distT="0" distB="0" distL="114300" distR="114300" simplePos="0" relativeHeight="251659264" behindDoc="1" locked="0" layoutInCell="1" allowOverlap="1" wp14:anchorId="2C8EC3C5" wp14:editId="191D3CB0">
+          <wp:anchor distT="0" distB="0" distL="114300" distR="114300" simplePos="0" relativeHeight="251659264" behindDoc="1" locked="0" layoutInCell="1" allowOverlap="1" wp14:anchorId="2C8EC3C5" wp14:editId="63A826A9">
             <wp:simplePos x="0" y="0"/>
             <wp:positionH relativeFrom="margin">
               <wp:align>right</wp:align>
@@ -856,7 +856,7 @@
           <w:lang w:val="en-US"/>
         </w:rPr>
         <w:drawing>
-          <wp:anchor distT="0" distB="0" distL="114300" distR="114300" simplePos="0" relativeHeight="251660288" behindDoc="1" locked="0" layoutInCell="1" allowOverlap="1" wp14:anchorId="54347F22" wp14:editId="6407C4FE">
+          <wp:anchor distT="0" distB="0" distL="114300" distR="114300" simplePos="0" relativeHeight="251660288" behindDoc="1" locked="0" layoutInCell="1" allowOverlap="1" wp14:anchorId="54347F22" wp14:editId="3E9134EC">
             <wp:simplePos x="0" y="0"/>
             <wp:positionH relativeFrom="margin">
               <wp:align>right</wp:align>
@@ -2814,7 +2814,16 @@
                 <w:szCs w:val="24"/>
                 <w:lang w:val="en-US"/>
               </w:rPr>
-              <w:t>MΩ</w:t>
+              <w:t>G</w:t>
+            </w:r>
+            <w:r>
+              <w:rPr>
+                <w:rFonts w:ascii="Times New Roman" w:hAnsi="Times New Roman" w:cs="Times New Roman"/>
+                <w:sz w:val="24"/>
+                <w:szCs w:val="24"/>
+                <w:lang w:val="en-US"/>
+              </w:rPr>
+              <w:t>Ω</w:t>
             </w:r>
           </w:p>
         </w:tc>
@@ -2841,7 +2850,7 @@
                 <w:szCs w:val="24"/>
                 <w:lang w:val="en-US"/>
               </w:rPr>
-              <w:t>11.4 – 29.4</w:t>
+              <w:t>5.4 – 11</w:t>
             </w:r>
           </w:p>
         </w:tc>
@@ -2868,7 +2877,7 @@
                 <w:szCs w:val="24"/>
                 <w:lang w:val="en-US"/>
               </w:rPr>
-              <w:t>12.4 – 16.4</w:t>
+              <w:t>5.0 – 6.0</w:t>
             </w:r>
           </w:p>
         </w:tc>
@@ -2927,7 +2936,16 @@
                 <w:szCs w:val="24"/>
                 <w:lang w:val="en-US"/>
               </w:rPr>
-              <w:t>MΩ</w:t>
+              <w:t>G</w:t>
+            </w:r>
+            <w:r>
+              <w:rPr>
+                <w:rFonts w:ascii="Times New Roman" w:hAnsi="Times New Roman" w:cs="Times New Roman"/>
+                <w:sz w:val="24"/>
+                <w:szCs w:val="24"/>
+                <w:lang w:val="en-US"/>
+              </w:rPr>
+              <w:t>Ω</w:t>
             </w:r>
           </w:p>
         </w:tc>
@@ -2952,8 +2970,9 @@
                 <w:rFonts w:ascii="Times New Roman" w:hAnsi="Times New Roman" w:cs="Times New Roman"/>
                 <w:sz w:val="24"/>
                 <w:szCs w:val="24"/>
-              </w:rPr>
-              <w:t>45.0 – 55.6</w:t>
+                <w:lang w:val="en-US"/>
+              </w:rPr>
+              <w:t>4.2 – 8.1</w:t>
             </w:r>
           </w:p>
         </w:tc>
@@ -2978,8 +2997,9 @@
                 <w:rFonts w:ascii="Times New Roman" w:hAnsi="Times New Roman" w:cs="Times New Roman"/>
                 <w:sz w:val="24"/>
                 <w:szCs w:val="24"/>
-              </w:rPr>
-              <w:t>50.4 – 51.1</w:t>
+                <w:lang w:val="en-US"/>
+              </w:rPr>
+              <w:t>4.1 – 4.8</w:t>
             </w:r>
           </w:p>
         </w:tc>
@@ -3038,7 +3058,16 @@
                 <w:szCs w:val="24"/>
                 <w:lang w:val="en-US"/>
               </w:rPr>
-              <w:t>MΩ</w:t>
+              <w:t>M</w:t>
+            </w:r>
+            <w:r>
+              <w:rPr>
+                <w:rFonts w:ascii="Times New Roman" w:hAnsi="Times New Roman" w:cs="Times New Roman"/>
+                <w:sz w:val="24"/>
+                <w:szCs w:val="24"/>
+                <w:lang w:val="en-US"/>
+              </w:rPr>
+              <w:t>Ω</w:t>
             </w:r>
           </w:p>
         </w:tc>
@@ -3057,6 +3086,38 @@
                 <w:szCs w:val="24"/>
               </w:rPr>
             </w:pPr>
+            <w:r>
+              <w:rPr>
+                <w:rFonts w:ascii="Times New Roman" w:hAnsi="Times New Roman" w:cs="Times New Roman"/>
+                <w:sz w:val="24"/>
+                <w:szCs w:val="24"/>
+              </w:rPr>
+              <w:t xml:space="preserve">80.0 </w:t>
+            </w:r>
+            <w:r>
+              <w:rPr>
+                <w:rFonts w:ascii="Times New Roman" w:hAnsi="Times New Roman" w:cs="Times New Roman"/>
+                <w:sz w:val="24"/>
+                <w:szCs w:val="24"/>
+              </w:rPr>
+              <w:t>–</w:t>
+            </w:r>
+            <w:r>
+              <w:rPr>
+                <w:rFonts w:ascii="Times New Roman" w:hAnsi="Times New Roman" w:cs="Times New Roman"/>
+                <w:sz w:val="24"/>
+                <w:szCs w:val="24"/>
+              </w:rPr>
+              <w:t xml:space="preserve"> </w:t>
+            </w:r>
+            <w:r>
+              <w:rPr>
+                <w:rFonts w:ascii="Times New Roman" w:hAnsi="Times New Roman" w:cs="Times New Roman"/>
+                <w:sz w:val="24"/>
+                <w:szCs w:val="24"/>
+              </w:rPr>
+              <w:t>81</w:t>
+            </w:r>
           </w:p>
         </w:tc>
         <w:tc>
@@ -3074,6 +3135,14 @@
                 <w:szCs w:val="24"/>
               </w:rPr>
             </w:pPr>
+            <w:r>
+              <w:rPr>
+                <w:rFonts w:ascii="Times New Roman" w:hAnsi="Times New Roman" w:cs="Times New Roman"/>
+                <w:sz w:val="24"/>
+                <w:szCs w:val="24"/>
+              </w:rPr>
+              <w:t>79.5 – 80.5</w:t>
+            </w:r>
           </w:p>
         </w:tc>
       </w:tr>
@@ -3131,7 +3200,16 @@
                 <w:szCs w:val="24"/>
                 <w:lang w:val="en-US"/>
               </w:rPr>
-              <w:t>MΩ</w:t>
+              <w:t>M</w:t>
+            </w:r>
+            <w:r>
+              <w:rPr>
+                <w:rFonts w:ascii="Times New Roman" w:hAnsi="Times New Roman" w:cs="Times New Roman"/>
+                <w:sz w:val="24"/>
+                <w:szCs w:val="24"/>
+                <w:lang w:val="en-US"/>
+              </w:rPr>
+              <w:t>Ω</w:t>
             </w:r>
           </w:p>
         </w:tc>
@@ -3150,6 +3228,14 @@
                 <w:szCs w:val="24"/>
               </w:rPr>
             </w:pPr>
+            <w:r>
+              <w:rPr>
+                <w:rFonts w:ascii="Times New Roman" w:hAnsi="Times New Roman" w:cs="Times New Roman"/>
+                <w:sz w:val="24"/>
+                <w:szCs w:val="24"/>
+              </w:rPr>
+              <w:t>80.0 – 80.8</w:t>
+            </w:r>
           </w:p>
         </w:tc>
         <w:tc>
@@ -3167,6 +3253,14 @@
                 <w:szCs w:val="24"/>
               </w:rPr>
             </w:pPr>
+            <w:r>
+              <w:rPr>
+                <w:rFonts w:ascii="Times New Roman" w:hAnsi="Times New Roman" w:cs="Times New Roman"/>
+                <w:sz w:val="24"/>
+                <w:szCs w:val="24"/>
+              </w:rPr>
+              <w:t>79.5 – 80.5</w:t>
+            </w:r>
           </w:p>
         </w:tc>
       </w:tr>
@@ -3521,6 +3615,20 @@
     <w:p>
       <w:pPr>
         <w:spacing w:line="276" w:lineRule="auto"/>
+        <w:jc w:val="both"/>
+        <w:rPr>
+          <w:rFonts w:ascii="Times New Roman" w:hAnsi="Times New Roman" w:cs="Times New Roman"/>
+          <w:b/>
+          <w:bCs/>
+          <w:sz w:val="24"/>
+          <w:szCs w:val="24"/>
+          <w:lang w:val="en-US"/>
+        </w:rPr>
+      </w:pPr>
+    </w:p>
+    <w:p>
+      <w:pPr>
+        <w:spacing w:line="276" w:lineRule="auto"/>
         <w:jc w:val="center"/>
         <w:rPr>
           <w:rFonts w:ascii="Times New Roman" w:hAnsi="Times New Roman" w:cs="Times New Roman"/>
@@ -3536,22 +3644,39 @@
           <w:noProof/>
           <w:sz w:val="24"/>
           <w:szCs w:val="24"/>
+          <w:lang w:val="en-US"/>
         </w:rPr>
         <w:drawing>
-          <wp:inline distT="0" distB="0" distL="0" distR="0" wp14:anchorId="7CBD1209" wp14:editId="7C69EB1C">
-            <wp:extent cx="4525973" cy="2735063"/>
-            <wp:effectExtent l="0" t="0" r="8255" b="8255"/>
-            <wp:docPr id="1474315157" name="Graphique 1">
-              <a:extLst xmlns:a="http://schemas.openxmlformats.org/drawingml/2006/main">
-                <a:ext uri="{FF2B5EF4-FFF2-40B4-BE49-F238E27FC236}">
-                  <a16:creationId xmlns:a16="http://schemas.microsoft.com/office/drawing/2014/main" id="{06513B96-8181-B008-426A-C40E0FC3171B}"/>
-                </a:ext>
-              </a:extLst>
-            </wp:docPr>
-            <wp:cNvGraphicFramePr/>
+          <wp:inline distT="0" distB="0" distL="0" distR="0" wp14:anchorId="740F1725" wp14:editId="588C6AA9">
+            <wp:extent cx="4528458" cy="2599171"/>
+            <wp:effectExtent l="0" t="0" r="5715" b="0"/>
+            <wp:docPr id="1268242203" name="Image 1"/>
+            <wp:cNvGraphicFramePr>
+              <a:graphicFrameLocks xmlns:a="http://schemas.openxmlformats.org/drawingml/2006/main" noChangeAspect="1"/>
+            </wp:cNvGraphicFramePr>
             <a:graphic xmlns:a="http://schemas.openxmlformats.org/drawingml/2006/main">
-              <a:graphicData uri="http://schemas.openxmlformats.org/drawingml/2006/chart">
-                <c:chart xmlns:c="http://schemas.openxmlformats.org/drawingml/2006/chart" xmlns:r="http://schemas.openxmlformats.org/officeDocument/2006/relationships" r:id="rId12"/>
+              <a:graphicData uri="http://schemas.openxmlformats.org/drawingml/2006/picture">
+                <pic:pic xmlns:pic="http://schemas.openxmlformats.org/drawingml/2006/picture">
+                  <pic:nvPicPr>
+                    <pic:cNvPr id="1268242203" name=""/>
+                    <pic:cNvPicPr/>
+                  </pic:nvPicPr>
+                  <pic:blipFill>
+                    <a:blip r:embed="rId12"/>
+                    <a:stretch>
+                      <a:fillRect/>
+                    </a:stretch>
+                  </pic:blipFill>
+                  <pic:spPr>
+                    <a:xfrm>
+                      <a:off x="0" y="0"/>
+                      <a:ext cx="4546638" cy="2609606"/>
+                    </a:xfrm>
+                    <a:prstGeom prst="rect">
+                      <a:avLst/>
+                    </a:prstGeom>
+                  </pic:spPr>
+                </pic:pic>
               </a:graphicData>
             </a:graphic>
           </wp:inline>
@@ -5566,7 +5691,7 @@
           <w:bdr w:val="none" w:sz="0" w:space="0" w:color="auto" w:frame="1"/>
         </w:rPr>
         <w:drawing>
-          <wp:inline distT="0" distB="0" distL="0" distR="0" wp14:anchorId="050C168E" wp14:editId="4B1E49F3">
+          <wp:inline distT="0" distB="0" distL="0" distR="0" wp14:anchorId="050C168E" wp14:editId="69DC2C02">
             <wp:extent cx="5734050" cy="1332865"/>
             <wp:effectExtent l="0" t="0" r="0" b="635"/>
             <wp:docPr id="1705066560" name="Picture 2"/>
@@ -7522,778 +7647,6 @@
               </a:defRPr>
             </a:pPr>
             <a:r>
-              <a:rPr lang="fr-FR" sz="1000"/>
-              <a:t>Variation de la </a:t>
-            </a:r>
-            <a:r>
-              <a:rPr lang="en-US" sz="1000"/>
-              <a:t>résistance en fonction de la déformation en tension</a:t>
-            </a:r>
-            <a:endParaRPr lang="fr-FR" sz="1000"/>
-          </a:p>
-        </c:rich>
-      </c:tx>
-      <c:layout>
-        <c:manualLayout>
-          <c:xMode val="edge"/>
-          <c:yMode val="edge"/>
-          <c:x val="0.1634101661675843"/>
-          <c:y val="2.7860418571711145E-2"/>
-        </c:manualLayout>
-      </c:layout>
-      <c:overlay val="0"/>
-      <c:spPr>
-        <a:noFill/>
-        <a:ln>
-          <a:noFill/>
-        </a:ln>
-        <a:effectLst/>
-      </c:spPr>
-      <c:txPr>
-        <a:bodyPr rot="0" spcFirstLastPara="1" vertOverflow="ellipsis" vert="horz" wrap="square" anchor="ctr" anchorCtr="1"/>
-        <a:lstStyle/>
-        <a:p>
-          <a:pPr>
-            <a:defRPr sz="1400" b="0" i="0" u="none" strike="noStrike" kern="1200" spc="0" baseline="0">
-              <a:solidFill>
-                <a:schemeClr val="tx1">
-                  <a:lumMod val="65000"/>
-                  <a:lumOff val="35000"/>
-                </a:schemeClr>
-              </a:solidFill>
-              <a:latin typeface="+mn-lt"/>
-              <a:ea typeface="+mn-ea"/>
-              <a:cs typeface="+mn-cs"/>
-            </a:defRPr>
-          </a:pPr>
-          <a:endParaRPr lang="fr-FR"/>
-        </a:p>
-      </c:txPr>
-    </c:title>
-    <c:autoTitleDeleted val="0"/>
-    <c:plotArea>
-      <c:layout/>
-      <c:scatterChart>
-        <c:scatterStyle val="lineMarker"/>
-        <c:varyColors val="0"/>
-        <c:ser>
-          <c:idx val="0"/>
-          <c:order val="0"/>
-          <c:tx>
-            <c:strRef>
-              <c:f>'Mise en tension'!$G$5</c:f>
-              <c:strCache>
-                <c:ptCount val="1"/>
-                <c:pt idx="0">
-                  <c:v>∆R/R0 (HB)</c:v>
-                </c:pt>
-              </c:strCache>
-            </c:strRef>
-          </c:tx>
-          <c:spPr>
-            <a:ln w="38100" cap="rnd">
-              <a:noFill/>
-              <a:round/>
-            </a:ln>
-            <a:effectLst/>
-          </c:spPr>
-          <c:marker>
-            <c:symbol val="circle"/>
-            <c:size val="5"/>
-            <c:spPr>
-              <a:solidFill>
-                <a:schemeClr val="accent1"/>
-              </a:solidFill>
-              <a:ln w="9525">
-                <a:solidFill>
-                  <a:schemeClr val="accent1"/>
-                </a:solidFill>
-              </a:ln>
-              <a:effectLst/>
-            </c:spPr>
-          </c:marker>
-          <c:trendline>
-            <c:spPr>
-              <a:ln w="19050" cap="rnd">
-                <a:solidFill>
-                  <a:schemeClr val="accent1"/>
-                </a:solidFill>
-                <a:prstDash val="sysDot"/>
-              </a:ln>
-              <a:effectLst/>
-            </c:spPr>
-            <c:trendlineType val="linear"/>
-            <c:dispRSqr val="0"/>
-            <c:dispEq val="0"/>
-          </c:trendline>
-          <c:xVal>
-            <c:numRef>
-              <c:f>'Mise en tension'!$D$6:$D$12</c:f>
-              <c:numCache>
-                <c:formatCode>General</c:formatCode>
-                <c:ptCount val="7"/>
-                <c:pt idx="0">
-                  <c:v>0</c:v>
-                </c:pt>
-                <c:pt idx="1">
-                  <c:v>0.01</c:v>
-                </c:pt>
-                <c:pt idx="2">
-                  <c:v>8.0000000000000002E-3</c:v>
-                </c:pt>
-                <c:pt idx="3">
-                  <c:v>6.6666666666666671E-3</c:v>
-                </c:pt>
-                <c:pt idx="4">
-                  <c:v>5.7142857142857143E-3</c:v>
-                </c:pt>
-                <c:pt idx="5">
-                  <c:v>5.0000000000000001E-3</c:v>
-                </c:pt>
-                <c:pt idx="6">
-                  <c:v>4.4444444444444444E-3</c:v>
-                </c:pt>
-              </c:numCache>
-            </c:numRef>
-          </c:xVal>
-          <c:yVal>
-            <c:numRef>
-              <c:f>'Mise en tension'!$G$6:$G$12</c:f>
-              <c:numCache>
-                <c:formatCode>General</c:formatCode>
-                <c:ptCount val="7"/>
-                <c:pt idx="0">
-                  <c:v>0</c:v>
-                </c:pt>
-                <c:pt idx="1">
-                  <c:v>2.3284027118036277</c:v>
-                </c:pt>
-                <c:pt idx="2">
-                  <c:v>0.78273712318020727</c:v>
-                </c:pt>
-                <c:pt idx="3">
-                  <c:v>0.47515236613315542</c:v>
-                </c:pt>
-                <c:pt idx="4">
-                  <c:v>0.43347186137459054</c:v>
-                </c:pt>
-                <c:pt idx="5">
-                  <c:v>0.25918848346702927</c:v>
-                </c:pt>
-                <c:pt idx="6">
-                  <c:v>-9.6035689036092688E-3</c:v>
-                </c:pt>
-              </c:numCache>
-            </c:numRef>
-          </c:yVal>
-          <c:smooth val="0"/>
-          <c:extLst>
-            <c:ext xmlns:c16="http://schemas.microsoft.com/office/drawing/2014/chart" uri="{C3380CC4-5D6E-409C-BE32-E72D297353CC}">
-              <c16:uniqueId val="{00000001-D06A-4A18-A84C-7FADE212992D}"/>
-            </c:ext>
-          </c:extLst>
-        </c:ser>
-        <c:ser>
-          <c:idx val="1"/>
-          <c:order val="1"/>
-          <c:tx>
-            <c:strRef>
-              <c:f>'Mise en tension'!$G$14</c:f>
-              <c:strCache>
-                <c:ptCount val="1"/>
-                <c:pt idx="0">
-                  <c:v>∆R/R0 (2B)</c:v>
-                </c:pt>
-              </c:strCache>
-            </c:strRef>
-          </c:tx>
-          <c:spPr>
-            <a:ln w="38100" cap="rnd">
-              <a:noFill/>
-              <a:round/>
-            </a:ln>
-            <a:effectLst/>
-          </c:spPr>
-          <c:marker>
-            <c:symbol val="circle"/>
-            <c:size val="5"/>
-            <c:spPr>
-              <a:solidFill>
-                <a:schemeClr val="accent2"/>
-              </a:solidFill>
-              <a:ln w="9525">
-                <a:solidFill>
-                  <a:schemeClr val="accent2"/>
-                </a:solidFill>
-              </a:ln>
-              <a:effectLst/>
-            </c:spPr>
-          </c:marker>
-          <c:trendline>
-            <c:spPr>
-              <a:ln w="19050" cap="rnd">
-                <a:solidFill>
-                  <a:schemeClr val="accent2"/>
-                </a:solidFill>
-                <a:prstDash val="sysDot"/>
-              </a:ln>
-              <a:effectLst/>
-            </c:spPr>
-            <c:trendlineType val="linear"/>
-            <c:dispRSqr val="0"/>
-            <c:dispEq val="0"/>
-          </c:trendline>
-          <c:xVal>
-            <c:numRef>
-              <c:f>'Mise en tension'!$D$6:$D$12</c:f>
-              <c:numCache>
-                <c:formatCode>General</c:formatCode>
-                <c:ptCount val="7"/>
-                <c:pt idx="0">
-                  <c:v>0</c:v>
-                </c:pt>
-                <c:pt idx="1">
-                  <c:v>0.01</c:v>
-                </c:pt>
-                <c:pt idx="2">
-                  <c:v>8.0000000000000002E-3</c:v>
-                </c:pt>
-                <c:pt idx="3">
-                  <c:v>6.6666666666666671E-3</c:v>
-                </c:pt>
-                <c:pt idx="4">
-                  <c:v>5.7142857142857143E-3</c:v>
-                </c:pt>
-                <c:pt idx="5">
-                  <c:v>5.0000000000000001E-3</c:v>
-                </c:pt>
-                <c:pt idx="6">
-                  <c:v>4.4444444444444444E-3</c:v>
-                </c:pt>
-              </c:numCache>
-            </c:numRef>
-          </c:xVal>
-          <c:yVal>
-            <c:numRef>
-              <c:f>'Mise en tension'!$G$15:$G$21</c:f>
-              <c:numCache>
-                <c:formatCode>General</c:formatCode>
-                <c:ptCount val="7"/>
-                <c:pt idx="0">
-                  <c:v>0</c:v>
-                </c:pt>
-                <c:pt idx="1">
-                  <c:v>0.70879218911436814</c:v>
-                </c:pt>
-                <c:pt idx="2">
-                  <c:v>0.4545483349525275</c:v>
-                </c:pt>
-                <c:pt idx="3">
-                  <c:v>0.38762494421771659</c:v>
-                </c:pt>
-                <c:pt idx="4">
-                  <c:v>0.31856024606306282</c:v>
-                </c:pt>
-                <c:pt idx="5">
-                  <c:v>0.23661066775529838</c:v>
-                </c:pt>
-                <c:pt idx="6">
-                  <c:v>0.17792552288893718</c:v>
-                </c:pt>
-              </c:numCache>
-            </c:numRef>
-          </c:yVal>
-          <c:smooth val="0"/>
-          <c:extLst>
-            <c:ext xmlns:c16="http://schemas.microsoft.com/office/drawing/2014/chart" uri="{C3380CC4-5D6E-409C-BE32-E72D297353CC}">
-              <c16:uniqueId val="{00000003-D06A-4A18-A84C-7FADE212992D}"/>
-            </c:ext>
-          </c:extLst>
-        </c:ser>
-        <c:ser>
-          <c:idx val="2"/>
-          <c:order val="2"/>
-          <c:tx>
-            <c:strRef>
-              <c:f>'Mise en tension'!$G$23</c:f>
-              <c:strCache>
-                <c:ptCount val="1"/>
-                <c:pt idx="0">
-                  <c:v>∆R/R0 (4B)</c:v>
-                </c:pt>
-              </c:strCache>
-            </c:strRef>
-          </c:tx>
-          <c:spPr>
-            <a:ln w="38100" cap="rnd">
-              <a:noFill/>
-              <a:round/>
-            </a:ln>
-            <a:effectLst/>
-          </c:spPr>
-          <c:marker>
-            <c:symbol val="circle"/>
-            <c:size val="5"/>
-            <c:spPr>
-              <a:solidFill>
-                <a:schemeClr val="accent3"/>
-              </a:solidFill>
-              <a:ln w="9525">
-                <a:solidFill>
-                  <a:schemeClr val="accent3"/>
-                </a:solidFill>
-              </a:ln>
-              <a:effectLst/>
-            </c:spPr>
-          </c:marker>
-          <c:trendline>
-            <c:spPr>
-              <a:ln w="19050" cap="rnd">
-                <a:solidFill>
-                  <a:schemeClr val="accent3"/>
-                </a:solidFill>
-                <a:prstDash val="sysDot"/>
-              </a:ln>
-              <a:effectLst/>
-            </c:spPr>
-            <c:trendlineType val="linear"/>
-            <c:dispRSqr val="0"/>
-            <c:dispEq val="0"/>
-          </c:trendline>
-          <c:xVal>
-            <c:numRef>
-              <c:f>'Mise en tension'!$D$6:$D$12</c:f>
-              <c:numCache>
-                <c:formatCode>General</c:formatCode>
-                <c:ptCount val="7"/>
-                <c:pt idx="0">
-                  <c:v>0</c:v>
-                </c:pt>
-                <c:pt idx="1">
-                  <c:v>0.01</c:v>
-                </c:pt>
-                <c:pt idx="2">
-                  <c:v>8.0000000000000002E-3</c:v>
-                </c:pt>
-                <c:pt idx="3">
-                  <c:v>6.6666666666666671E-3</c:v>
-                </c:pt>
-                <c:pt idx="4">
-                  <c:v>5.7142857142857143E-3</c:v>
-                </c:pt>
-                <c:pt idx="5">
-                  <c:v>5.0000000000000001E-3</c:v>
-                </c:pt>
-                <c:pt idx="6">
-                  <c:v>4.4444444444444444E-3</c:v>
-                </c:pt>
-              </c:numCache>
-            </c:numRef>
-          </c:xVal>
-          <c:yVal>
-            <c:numRef>
-              <c:f>'Mise en tension'!$G$24:$G$30</c:f>
-              <c:numCache>
-                <c:formatCode>General</c:formatCode>
-                <c:ptCount val="7"/>
-                <c:pt idx="0">
-                  <c:v>0</c:v>
-                </c:pt>
-                <c:pt idx="1">
-                  <c:v>7.8766999339254548E-5</c:v>
-                </c:pt>
-                <c:pt idx="2">
-                  <c:v>1.1785138382151757E-4</c:v>
-                </c:pt>
-                <c:pt idx="3">
-                  <c:v>1.7737530610700486E-4</c:v>
-                </c:pt>
-                <c:pt idx="4">
-                  <c:v>2.9502727980361296E-4</c:v>
-                </c:pt>
-                <c:pt idx="5">
-                  <c:v>4.3271997105362626E-4</c:v>
-                </c:pt>
-                <c:pt idx="6">
-                  <c:v>-5.8626576723394529E-5</c:v>
-                </c:pt>
-              </c:numCache>
-            </c:numRef>
-          </c:yVal>
-          <c:smooth val="0"/>
-          <c:extLst>
-            <c:ext xmlns:c16="http://schemas.microsoft.com/office/drawing/2014/chart" uri="{C3380CC4-5D6E-409C-BE32-E72D297353CC}">
-              <c16:uniqueId val="{00000005-D06A-4A18-A84C-7FADE212992D}"/>
-            </c:ext>
-          </c:extLst>
-        </c:ser>
-        <c:ser>
-          <c:idx val="3"/>
-          <c:order val="3"/>
-          <c:tx>
-            <c:strRef>
-              <c:f>'Mise en tension'!$G$34</c:f>
-              <c:strCache>
-                <c:ptCount val="1"/>
-                <c:pt idx="0">
-                  <c:v>∆R/R0 (6B)</c:v>
-                </c:pt>
-              </c:strCache>
-            </c:strRef>
-          </c:tx>
-          <c:spPr>
-            <a:ln w="38100" cap="rnd">
-              <a:noFill/>
-              <a:round/>
-            </a:ln>
-            <a:effectLst/>
-          </c:spPr>
-          <c:marker>
-            <c:symbol val="circle"/>
-            <c:size val="5"/>
-            <c:spPr>
-              <a:solidFill>
-                <a:schemeClr val="accent4"/>
-              </a:solidFill>
-              <a:ln w="9525">
-                <a:solidFill>
-                  <a:schemeClr val="accent4"/>
-                </a:solidFill>
-              </a:ln>
-              <a:effectLst/>
-            </c:spPr>
-          </c:marker>
-          <c:trendline>
-            <c:spPr>
-              <a:ln w="19050" cap="rnd">
-                <a:solidFill>
-                  <a:schemeClr val="accent4"/>
-                </a:solidFill>
-                <a:prstDash val="sysDot"/>
-              </a:ln>
-              <a:effectLst/>
-            </c:spPr>
-            <c:trendlineType val="linear"/>
-            <c:dispRSqr val="0"/>
-            <c:dispEq val="0"/>
-          </c:trendline>
-          <c:xVal>
-            <c:numRef>
-              <c:f>'Mise en tension'!$D$6:$D$12</c:f>
-              <c:numCache>
-                <c:formatCode>General</c:formatCode>
-                <c:ptCount val="7"/>
-                <c:pt idx="0">
-                  <c:v>0</c:v>
-                </c:pt>
-                <c:pt idx="1">
-                  <c:v>0.01</c:v>
-                </c:pt>
-                <c:pt idx="2">
-                  <c:v>8.0000000000000002E-3</c:v>
-                </c:pt>
-                <c:pt idx="3">
-                  <c:v>6.6666666666666671E-3</c:v>
-                </c:pt>
-                <c:pt idx="4">
-                  <c:v>5.7142857142857143E-3</c:v>
-                </c:pt>
-                <c:pt idx="5">
-                  <c:v>5.0000000000000001E-3</c:v>
-                </c:pt>
-                <c:pt idx="6">
-                  <c:v>4.4444444444444444E-3</c:v>
-                </c:pt>
-              </c:numCache>
-            </c:numRef>
-          </c:xVal>
-          <c:yVal>
-            <c:numRef>
-              <c:f>'Mise en tension'!$G$35:$G$41</c:f>
-              <c:numCache>
-                <c:formatCode>General</c:formatCode>
-                <c:ptCount val="7"/>
-                <c:pt idx="0">
-                  <c:v>0</c:v>
-                </c:pt>
-                <c:pt idx="1">
-                  <c:v>-4.3247568458040293E-4</c:v>
-                </c:pt>
-                <c:pt idx="2">
-                  <c:v>-2.159886629374817E-4</c:v>
-                </c:pt>
-                <c:pt idx="3">
-                  <c:v>-7.8740675459441873E-5</c:v>
-                </c:pt>
-                <c:pt idx="4">
-                  <c:v>-1.3744733096021563E-4</c:v>
-                </c:pt>
-                <c:pt idx="5">
-                  <c:v>-3.1416532790906431E-4</c:v>
-                </c:pt>
-                <c:pt idx="6">
-                  <c:v>-3.1396598442688851E-4</c:v>
-                </c:pt>
-              </c:numCache>
-            </c:numRef>
-          </c:yVal>
-          <c:smooth val="0"/>
-          <c:extLst>
-            <c:ext xmlns:c16="http://schemas.microsoft.com/office/drawing/2014/chart" uri="{C3380CC4-5D6E-409C-BE32-E72D297353CC}">
-              <c16:uniqueId val="{00000007-D06A-4A18-A84C-7FADE212992D}"/>
-            </c:ext>
-          </c:extLst>
-        </c:ser>
-        <c:dLbls>
-          <c:showLegendKey val="0"/>
-          <c:showVal val="0"/>
-          <c:showCatName val="0"/>
-          <c:showSerName val="0"/>
-          <c:showPercent val="0"/>
-          <c:showBubbleSize val="0"/>
-        </c:dLbls>
-        <c:axId val="157542112"/>
-        <c:axId val="157525792"/>
-      </c:scatterChart>
-      <c:valAx>
-        <c:axId val="157542112"/>
-        <c:scaling>
-          <c:orientation val="minMax"/>
-        </c:scaling>
-        <c:delete val="0"/>
-        <c:axPos val="b"/>
-        <c:majorGridlines>
-          <c:spPr>
-            <a:ln w="9525" cap="flat" cmpd="sng" algn="ctr">
-              <a:solidFill>
-                <a:schemeClr val="tx1">
-                  <a:lumMod val="15000"/>
-                  <a:lumOff val="85000"/>
-                </a:schemeClr>
-              </a:solidFill>
-              <a:round/>
-            </a:ln>
-            <a:effectLst/>
-          </c:spPr>
-        </c:majorGridlines>
-        <c:numFmt formatCode="General" sourceLinked="1"/>
-        <c:majorTickMark val="none"/>
-        <c:minorTickMark val="none"/>
-        <c:tickLblPos val="nextTo"/>
-        <c:spPr>
-          <a:noFill/>
-          <a:ln w="9525" cap="flat" cmpd="sng" algn="ctr">
-            <a:solidFill>
-              <a:schemeClr val="tx1">
-                <a:lumMod val="25000"/>
-                <a:lumOff val="75000"/>
-              </a:schemeClr>
-            </a:solidFill>
-            <a:round/>
-          </a:ln>
-          <a:effectLst/>
-        </c:spPr>
-        <c:txPr>
-          <a:bodyPr rot="-60000000" spcFirstLastPara="1" vertOverflow="ellipsis" vert="horz" wrap="square" anchor="ctr" anchorCtr="1"/>
-          <a:lstStyle/>
-          <a:p>
-            <a:pPr>
-              <a:defRPr sz="900" b="0" i="0" u="none" strike="noStrike" kern="1200" baseline="0">
-                <a:solidFill>
-                  <a:schemeClr val="tx1">
-                    <a:lumMod val="65000"/>
-                    <a:lumOff val="35000"/>
-                  </a:schemeClr>
-                </a:solidFill>
-                <a:latin typeface="+mn-lt"/>
-                <a:ea typeface="+mn-ea"/>
-                <a:cs typeface="+mn-cs"/>
-              </a:defRPr>
-            </a:pPr>
-            <a:endParaRPr lang="fr-FR"/>
-          </a:p>
-        </c:txPr>
-        <c:crossAx val="157525792"/>
-        <c:crosses val="autoZero"/>
-        <c:crossBetween val="midCat"/>
-      </c:valAx>
-      <c:valAx>
-        <c:axId val="157525792"/>
-        <c:scaling>
-          <c:orientation val="minMax"/>
-        </c:scaling>
-        <c:delete val="0"/>
-        <c:axPos val="l"/>
-        <c:majorGridlines>
-          <c:spPr>
-            <a:ln w="9525" cap="flat" cmpd="sng" algn="ctr">
-              <a:solidFill>
-                <a:schemeClr val="tx1">
-                  <a:lumMod val="15000"/>
-                  <a:lumOff val="85000"/>
-                </a:schemeClr>
-              </a:solidFill>
-              <a:round/>
-            </a:ln>
-            <a:effectLst/>
-          </c:spPr>
-        </c:majorGridlines>
-        <c:numFmt formatCode="General" sourceLinked="1"/>
-        <c:majorTickMark val="none"/>
-        <c:minorTickMark val="none"/>
-        <c:tickLblPos val="nextTo"/>
-        <c:spPr>
-          <a:noFill/>
-          <a:ln w="9525" cap="flat" cmpd="sng" algn="ctr">
-            <a:solidFill>
-              <a:schemeClr val="tx1">
-                <a:lumMod val="25000"/>
-                <a:lumOff val="75000"/>
-              </a:schemeClr>
-            </a:solidFill>
-            <a:round/>
-          </a:ln>
-          <a:effectLst/>
-        </c:spPr>
-        <c:txPr>
-          <a:bodyPr rot="-60000000" spcFirstLastPara="1" vertOverflow="ellipsis" vert="horz" wrap="square" anchor="ctr" anchorCtr="1"/>
-          <a:lstStyle/>
-          <a:p>
-            <a:pPr>
-              <a:defRPr sz="900" b="0" i="0" u="none" strike="noStrike" kern="1200" baseline="0">
-                <a:solidFill>
-                  <a:schemeClr val="tx1">
-                    <a:lumMod val="65000"/>
-                    <a:lumOff val="35000"/>
-                  </a:schemeClr>
-                </a:solidFill>
-                <a:latin typeface="+mn-lt"/>
-                <a:ea typeface="+mn-ea"/>
-                <a:cs typeface="+mn-cs"/>
-              </a:defRPr>
-            </a:pPr>
-            <a:endParaRPr lang="fr-FR"/>
-          </a:p>
-        </c:txPr>
-        <c:crossAx val="157542112"/>
-        <c:crosses val="autoZero"/>
-        <c:crossBetween val="midCat"/>
-      </c:valAx>
-      <c:spPr>
-        <a:noFill/>
-        <a:ln>
-          <a:noFill/>
-        </a:ln>
-        <a:effectLst/>
-      </c:spPr>
-    </c:plotArea>
-    <c:legend>
-      <c:legendPos val="b"/>
-      <c:overlay val="0"/>
-      <c:spPr>
-        <a:noFill/>
-        <a:ln>
-          <a:noFill/>
-        </a:ln>
-        <a:effectLst/>
-      </c:spPr>
-      <c:txPr>
-        <a:bodyPr rot="0" spcFirstLastPara="1" vertOverflow="ellipsis" vert="horz" wrap="square" anchor="ctr" anchorCtr="1"/>
-        <a:lstStyle/>
-        <a:p>
-          <a:pPr>
-            <a:defRPr sz="900" b="0" i="0" u="none" strike="noStrike" kern="1200" baseline="0">
-              <a:solidFill>
-                <a:schemeClr val="tx1">
-                  <a:lumMod val="65000"/>
-                  <a:lumOff val="35000"/>
-                </a:schemeClr>
-              </a:solidFill>
-              <a:latin typeface="+mn-lt"/>
-              <a:ea typeface="+mn-ea"/>
-              <a:cs typeface="+mn-cs"/>
-            </a:defRPr>
-          </a:pPr>
-          <a:endParaRPr lang="fr-FR"/>
-        </a:p>
-      </c:txPr>
-    </c:legend>
-    <c:plotVisOnly val="1"/>
-    <c:dispBlanksAs val="gap"/>
-    <c:showDLblsOverMax val="0"/>
-    <c:extLst>
-      <c:ext xmlns:c16r3="http://schemas.microsoft.com/office/drawing/2017/03/chart" uri="{56B9EC1D-385E-4148-901F-78D8002777C0}">
-        <c16r3:dataDisplayOptions16>
-          <c16r3:dispNaAsBlank val="1"/>
-        </c16r3:dataDisplayOptions16>
-      </c:ext>
-    </c:extLst>
-  </c:chart>
-  <c:spPr>
-    <a:solidFill>
-      <a:schemeClr val="bg1"/>
-    </a:solidFill>
-    <a:ln w="9525" cap="flat" cmpd="sng" algn="ctr">
-      <a:solidFill>
-        <a:schemeClr val="tx1">
-          <a:lumMod val="15000"/>
-          <a:lumOff val="85000"/>
-        </a:schemeClr>
-      </a:solidFill>
-      <a:round/>
-    </a:ln>
-    <a:effectLst/>
-  </c:spPr>
-  <c:txPr>
-    <a:bodyPr/>
-    <a:lstStyle/>
-    <a:p>
-      <a:pPr>
-        <a:defRPr/>
-      </a:pPr>
-      <a:endParaRPr lang="fr-FR"/>
-    </a:p>
-  </c:txPr>
-  <c:externalData r:id="rId3">
-    <c:autoUpdate val="0"/>
-  </c:externalData>
-</c:chartSpace>
-</file>
-
-<file path=word/charts/chart2.xml><?xml version="1.0" encoding="utf-8"?>
-<c:chartSpace xmlns:c="http://schemas.openxmlformats.org/drawingml/2006/chart" xmlns:a="http://schemas.openxmlformats.org/drawingml/2006/main" xmlns:r="http://schemas.openxmlformats.org/officeDocument/2006/relationships" xmlns:c16r2="http://schemas.microsoft.com/office/drawing/2015/06/chart">
-  <c:date1904 val="0"/>
-  <c:lang val="fr-FR"/>
-  <c:roundedCorners val="0"/>
-  <mc:AlternateContent xmlns:mc="http://schemas.openxmlformats.org/markup-compatibility/2006">
-    <mc:Choice xmlns:c14="http://schemas.microsoft.com/office/drawing/2007/8/2/chart" Requires="c14">
-      <c14:style val="102"/>
-    </mc:Choice>
-    <mc:Fallback>
-      <c:style val="2"/>
-    </mc:Fallback>
-  </mc:AlternateContent>
-  <c:chart>
-    <c:title>
-      <c:tx>
-        <c:rich>
-          <a:bodyPr rot="0" spcFirstLastPara="1" vertOverflow="ellipsis" vert="horz" wrap="square" anchor="ctr" anchorCtr="1"/>
-          <a:lstStyle/>
-          <a:p>
-            <a:pPr>
-              <a:defRPr sz="1400" b="0" i="0" u="none" strike="noStrike" kern="1200" spc="0" baseline="0">
-                <a:solidFill>
-                  <a:schemeClr val="tx1">
-                    <a:lumMod val="65000"/>
-                    <a:lumOff val="35000"/>
-                  </a:schemeClr>
-                </a:solidFill>
-                <a:latin typeface="+mn-lt"/>
-                <a:ea typeface="+mn-ea"/>
-                <a:cs typeface="+mn-cs"/>
-              </a:defRPr>
-            </a:pPr>
-            <a:r>
               <a:rPr lang="fr-FR" sz="1000" b="0" i="0" u="none" strike="noStrike" kern="1200" spc="0" baseline="0">
                 <a:solidFill>
                   <a:sysClr val="windowText" lastClr="000000">
@@ -9091,563 +8444,7 @@
 </cs:colorStyle>
 </file>
 
-<file path=word/charts/colors2.xml><?xml version="1.0" encoding="utf-8"?>
-<cs:colorStyle xmlns:cs="http://schemas.microsoft.com/office/drawing/2012/chartStyle" xmlns:a="http://schemas.openxmlformats.org/drawingml/2006/main" meth="cycle" id="10">
-  <a:schemeClr val="accent1"/>
-  <a:schemeClr val="accent2"/>
-  <a:schemeClr val="accent3"/>
-  <a:schemeClr val="accent4"/>
-  <a:schemeClr val="accent5"/>
-  <a:schemeClr val="accent6"/>
-  <cs:variation/>
-  <cs:variation>
-    <a:lumMod val="60000"/>
-  </cs:variation>
-  <cs:variation>
-    <a:lumMod val="80000"/>
-    <a:lumOff val="20000"/>
-  </cs:variation>
-  <cs:variation>
-    <a:lumMod val="80000"/>
-  </cs:variation>
-  <cs:variation>
-    <a:lumMod val="60000"/>
-    <a:lumOff val="40000"/>
-  </cs:variation>
-  <cs:variation>
-    <a:lumMod val="50000"/>
-  </cs:variation>
-  <cs:variation>
-    <a:lumMod val="70000"/>
-    <a:lumOff val="30000"/>
-  </cs:variation>
-  <cs:variation>
-    <a:lumMod val="70000"/>
-  </cs:variation>
-  <cs:variation>
-    <a:lumMod val="50000"/>
-    <a:lumOff val="50000"/>
-  </cs:variation>
-</cs:colorStyle>
-</file>
-
 <file path=word/charts/style1.xml><?xml version="1.0" encoding="utf-8"?>
-<cs:chartStyle xmlns:cs="http://schemas.microsoft.com/office/drawing/2012/chartStyle" xmlns:a="http://schemas.openxmlformats.org/drawingml/2006/main" id="240">
-  <cs:axisTitle>
-    <cs:lnRef idx="0"/>
-    <cs:fillRef idx="0"/>
-    <cs:effectRef idx="0"/>
-    <cs:fontRef idx="minor">
-      <a:schemeClr val="tx1">
-        <a:lumMod val="65000"/>
-        <a:lumOff val="35000"/>
-      </a:schemeClr>
-    </cs:fontRef>
-    <cs:defRPr sz="1000" kern="1200"/>
-  </cs:axisTitle>
-  <cs:categoryAxis>
-    <cs:lnRef idx="0"/>
-    <cs:fillRef idx="0"/>
-    <cs:effectRef idx="0"/>
-    <cs:fontRef idx="minor">
-      <a:schemeClr val="tx1">
-        <a:lumMod val="65000"/>
-        <a:lumOff val="35000"/>
-      </a:schemeClr>
-    </cs:fontRef>
-    <cs:spPr>
-      <a:ln w="9525" cap="flat" cmpd="sng" algn="ctr">
-        <a:solidFill>
-          <a:schemeClr val="tx1">
-            <a:lumMod val="25000"/>
-            <a:lumOff val="75000"/>
-          </a:schemeClr>
-        </a:solidFill>
-        <a:round/>
-      </a:ln>
-    </cs:spPr>
-    <cs:defRPr sz="900" kern="1200"/>
-  </cs:categoryAxis>
-  <cs:chartArea mods="allowNoFillOverride allowNoLineOverride">
-    <cs:lnRef idx="0"/>
-    <cs:fillRef idx="0"/>
-    <cs:effectRef idx="0"/>
-    <cs:fontRef idx="minor">
-      <a:schemeClr val="tx1"/>
-    </cs:fontRef>
-    <cs:spPr>
-      <a:solidFill>
-        <a:schemeClr val="bg1"/>
-      </a:solidFill>
-      <a:ln w="9525" cap="flat" cmpd="sng" algn="ctr">
-        <a:solidFill>
-          <a:schemeClr val="tx1">
-            <a:lumMod val="15000"/>
-            <a:lumOff val="85000"/>
-          </a:schemeClr>
-        </a:solidFill>
-        <a:round/>
-      </a:ln>
-    </cs:spPr>
-    <cs:defRPr sz="1000" kern="1200"/>
-  </cs:chartArea>
-  <cs:dataLabel>
-    <cs:lnRef idx="0"/>
-    <cs:fillRef idx="0"/>
-    <cs:effectRef idx="0"/>
-    <cs:fontRef idx="minor">
-      <a:schemeClr val="tx1">
-        <a:lumMod val="75000"/>
-        <a:lumOff val="25000"/>
-      </a:schemeClr>
-    </cs:fontRef>
-    <cs:defRPr sz="900" kern="1200"/>
-  </cs:dataLabel>
-  <cs:dataLabelCallout>
-    <cs:lnRef idx="0"/>
-    <cs:fillRef idx="0"/>
-    <cs:effectRef idx="0"/>
-    <cs:fontRef idx="minor">
-      <a:schemeClr val="dk1">
-        <a:lumMod val="65000"/>
-        <a:lumOff val="35000"/>
-      </a:schemeClr>
-    </cs:fontRef>
-    <cs:spPr>
-      <a:solidFill>
-        <a:schemeClr val="lt1"/>
-      </a:solidFill>
-      <a:ln>
-        <a:solidFill>
-          <a:schemeClr val="dk1">
-            <a:lumMod val="25000"/>
-            <a:lumOff val="75000"/>
-          </a:schemeClr>
-        </a:solidFill>
-      </a:ln>
-    </cs:spPr>
-    <cs:defRPr sz="900" kern="1200"/>
-    <cs:bodyPr rot="0" spcFirstLastPara="1" vertOverflow="clip" horzOverflow="clip" vert="horz" wrap="square" lIns="36576" tIns="18288" rIns="36576" bIns="18288" anchor="ctr" anchorCtr="1">
-      <a:spAutoFit/>
-    </cs:bodyPr>
-  </cs:dataLabelCallout>
-  <cs:dataPoint>
-    <cs:lnRef idx="0"/>
-    <cs:fillRef idx="1">
-      <cs:styleClr val="auto"/>
-    </cs:fillRef>
-    <cs:effectRef idx="0"/>
-    <cs:fontRef idx="minor">
-      <a:schemeClr val="tx1"/>
-    </cs:fontRef>
-  </cs:dataPoint>
-  <cs:dataPoint3D>
-    <cs:lnRef idx="0"/>
-    <cs:fillRef idx="1">
-      <cs:styleClr val="auto"/>
-    </cs:fillRef>
-    <cs:effectRef idx="0"/>
-    <cs:fontRef idx="minor">
-      <a:schemeClr val="tx1"/>
-    </cs:fontRef>
-  </cs:dataPoint3D>
-  <cs:dataPointLine>
-    <cs:lnRef idx="0">
-      <cs:styleClr val="auto"/>
-    </cs:lnRef>
-    <cs:fillRef idx="1"/>
-    <cs:effectRef idx="0"/>
-    <cs:fontRef idx="minor">
-      <a:schemeClr val="tx1"/>
-    </cs:fontRef>
-    <cs:spPr>
-      <a:ln w="19050" cap="rnd">
-        <a:solidFill>
-          <a:schemeClr val="phClr"/>
-        </a:solidFill>
-        <a:round/>
-      </a:ln>
-    </cs:spPr>
-  </cs:dataPointLine>
-  <cs:dataPointMarker>
-    <cs:lnRef idx="0">
-      <cs:styleClr val="auto"/>
-    </cs:lnRef>
-    <cs:fillRef idx="1">
-      <cs:styleClr val="auto"/>
-    </cs:fillRef>
-    <cs:effectRef idx="0"/>
-    <cs:fontRef idx="minor">
-      <a:schemeClr val="tx1"/>
-    </cs:fontRef>
-    <cs:spPr>
-      <a:ln w="9525">
-        <a:solidFill>
-          <a:schemeClr val="phClr"/>
-        </a:solidFill>
-      </a:ln>
-    </cs:spPr>
-  </cs:dataPointMarker>
-  <cs:dataPointMarkerLayout symbol="circle" size="5"/>
-  <cs:dataPointWireframe>
-    <cs:lnRef idx="0">
-      <cs:styleClr val="auto"/>
-    </cs:lnRef>
-    <cs:fillRef idx="0"/>
-    <cs:effectRef idx="0"/>
-    <cs:fontRef idx="minor">
-      <a:schemeClr val="dk1"/>
-    </cs:fontRef>
-    <cs:spPr>
-      <a:ln w="9525" cap="rnd">
-        <a:solidFill>
-          <a:schemeClr val="phClr"/>
-        </a:solidFill>
-        <a:round/>
-      </a:ln>
-    </cs:spPr>
-  </cs:dataPointWireframe>
-  <cs:dataTable>
-    <cs:lnRef idx="0"/>
-    <cs:fillRef idx="0"/>
-    <cs:effectRef idx="0"/>
-    <cs:fontRef idx="minor">
-      <a:schemeClr val="tx1">
-        <a:lumMod val="65000"/>
-        <a:lumOff val="35000"/>
-      </a:schemeClr>
-    </cs:fontRef>
-    <cs:spPr>
-      <a:noFill/>
-      <a:ln w="9525" cap="flat" cmpd="sng" algn="ctr">
-        <a:solidFill>
-          <a:schemeClr val="tx1">
-            <a:lumMod val="15000"/>
-            <a:lumOff val="85000"/>
-          </a:schemeClr>
-        </a:solidFill>
-        <a:round/>
-      </a:ln>
-    </cs:spPr>
-    <cs:defRPr sz="900" kern="1200"/>
-  </cs:dataTable>
-  <cs:downBar>
-    <cs:lnRef idx="0"/>
-    <cs:fillRef idx="0"/>
-    <cs:effectRef idx="0"/>
-    <cs:fontRef idx="minor">
-      <a:schemeClr val="tx1"/>
-    </cs:fontRef>
-    <cs:spPr>
-      <a:solidFill>
-        <a:schemeClr val="dk1">
-          <a:lumMod val="75000"/>
-          <a:lumOff val="25000"/>
-        </a:schemeClr>
-      </a:solidFill>
-      <a:ln w="9525" cap="flat" cmpd="sng" algn="ctr">
-        <a:solidFill>
-          <a:schemeClr val="tx1">
-            <a:lumMod val="65000"/>
-            <a:lumOff val="35000"/>
-          </a:schemeClr>
-        </a:solidFill>
-        <a:round/>
-      </a:ln>
-    </cs:spPr>
-  </cs:downBar>
-  <cs:dropLine>
-    <cs:lnRef idx="0"/>
-    <cs:fillRef idx="0"/>
-    <cs:effectRef idx="0"/>
-    <cs:fontRef idx="minor">
-      <a:schemeClr val="tx1"/>
-    </cs:fontRef>
-    <cs:spPr>
-      <a:ln w="9525" cap="flat" cmpd="sng" algn="ctr">
-        <a:solidFill>
-          <a:schemeClr val="tx1">
-            <a:lumMod val="35000"/>
-            <a:lumOff val="65000"/>
-          </a:schemeClr>
-        </a:solidFill>
-        <a:round/>
-      </a:ln>
-    </cs:spPr>
-  </cs:dropLine>
-  <cs:errorBar>
-    <cs:lnRef idx="0"/>
-    <cs:fillRef idx="0"/>
-    <cs:effectRef idx="0"/>
-    <cs:fontRef idx="minor">
-      <a:schemeClr val="tx1"/>
-    </cs:fontRef>
-    <cs:spPr>
-      <a:ln w="9525" cap="flat" cmpd="sng" algn="ctr">
-        <a:solidFill>
-          <a:schemeClr val="tx1">
-            <a:lumMod val="65000"/>
-            <a:lumOff val="35000"/>
-          </a:schemeClr>
-        </a:solidFill>
-        <a:round/>
-      </a:ln>
-    </cs:spPr>
-  </cs:errorBar>
-  <cs:floor>
-    <cs:lnRef idx="0"/>
-    <cs:fillRef idx="0"/>
-    <cs:effectRef idx="0"/>
-    <cs:fontRef idx="minor">
-      <a:schemeClr val="tx1"/>
-    </cs:fontRef>
-    <cs:spPr>
-      <a:noFill/>
-      <a:ln>
-        <a:noFill/>
-      </a:ln>
-    </cs:spPr>
-  </cs:floor>
-  <cs:gridlineMajor>
-    <cs:lnRef idx="0"/>
-    <cs:fillRef idx="0"/>
-    <cs:effectRef idx="0"/>
-    <cs:fontRef idx="minor">
-      <a:schemeClr val="tx1"/>
-    </cs:fontRef>
-    <cs:spPr>
-      <a:ln w="9525" cap="flat" cmpd="sng" algn="ctr">
-        <a:solidFill>
-          <a:schemeClr val="tx1">
-            <a:lumMod val="15000"/>
-            <a:lumOff val="85000"/>
-          </a:schemeClr>
-        </a:solidFill>
-        <a:round/>
-      </a:ln>
-    </cs:spPr>
-  </cs:gridlineMajor>
-  <cs:gridlineMinor>
-    <cs:lnRef idx="0"/>
-    <cs:fillRef idx="0"/>
-    <cs:effectRef idx="0"/>
-    <cs:fontRef idx="minor">
-      <a:schemeClr val="tx1"/>
-    </cs:fontRef>
-    <cs:spPr>
-      <a:ln w="9525" cap="flat" cmpd="sng" algn="ctr">
-        <a:solidFill>
-          <a:schemeClr val="tx1">
-            <a:lumMod val="5000"/>
-            <a:lumOff val="95000"/>
-          </a:schemeClr>
-        </a:solidFill>
-        <a:round/>
-      </a:ln>
-    </cs:spPr>
-  </cs:gridlineMinor>
-  <cs:hiLoLine>
-    <cs:lnRef idx="0"/>
-    <cs:fillRef idx="0"/>
-    <cs:effectRef idx="0"/>
-    <cs:fontRef idx="minor">
-      <a:schemeClr val="tx1"/>
-    </cs:fontRef>
-    <cs:spPr>
-      <a:ln w="9525" cap="flat" cmpd="sng" algn="ctr">
-        <a:solidFill>
-          <a:schemeClr val="tx1">
-            <a:lumMod val="50000"/>
-            <a:lumOff val="50000"/>
-          </a:schemeClr>
-        </a:solidFill>
-        <a:round/>
-      </a:ln>
-    </cs:spPr>
-  </cs:hiLoLine>
-  <cs:leaderLine>
-    <cs:lnRef idx="0"/>
-    <cs:fillRef idx="0"/>
-    <cs:effectRef idx="0"/>
-    <cs:fontRef idx="minor">
-      <a:schemeClr val="tx1"/>
-    </cs:fontRef>
-    <cs:spPr>
-      <a:ln w="9525" cap="flat" cmpd="sng" algn="ctr">
-        <a:solidFill>
-          <a:schemeClr val="tx1">
-            <a:lumMod val="35000"/>
-            <a:lumOff val="65000"/>
-          </a:schemeClr>
-        </a:solidFill>
-        <a:round/>
-      </a:ln>
-    </cs:spPr>
-  </cs:leaderLine>
-  <cs:legend>
-    <cs:lnRef idx="0"/>
-    <cs:fillRef idx="0"/>
-    <cs:effectRef idx="0"/>
-    <cs:fontRef idx="minor">
-      <a:schemeClr val="tx1">
-        <a:lumMod val="65000"/>
-        <a:lumOff val="35000"/>
-      </a:schemeClr>
-    </cs:fontRef>
-    <cs:defRPr sz="900" kern="1200"/>
-  </cs:legend>
-  <cs:plotArea mods="allowNoFillOverride allowNoLineOverride">
-    <cs:lnRef idx="0"/>
-    <cs:fillRef idx="0"/>
-    <cs:effectRef idx="0"/>
-    <cs:fontRef idx="minor">
-      <a:schemeClr val="tx1"/>
-    </cs:fontRef>
-  </cs:plotArea>
-  <cs:plotArea3D mods="allowNoFillOverride allowNoLineOverride">
-    <cs:lnRef idx="0"/>
-    <cs:fillRef idx="0"/>
-    <cs:effectRef idx="0"/>
-    <cs:fontRef idx="minor">
-      <a:schemeClr val="tx1"/>
-    </cs:fontRef>
-  </cs:plotArea3D>
-  <cs:seriesAxis>
-    <cs:lnRef idx="0"/>
-    <cs:fillRef idx="0"/>
-    <cs:effectRef idx="0"/>
-    <cs:fontRef idx="minor">
-      <a:schemeClr val="tx1">
-        <a:lumMod val="65000"/>
-        <a:lumOff val="35000"/>
-      </a:schemeClr>
-    </cs:fontRef>
-    <cs:defRPr sz="900" kern="1200"/>
-  </cs:seriesAxis>
-  <cs:seriesLine>
-    <cs:lnRef idx="0"/>
-    <cs:fillRef idx="0"/>
-    <cs:effectRef idx="0"/>
-    <cs:fontRef idx="minor">
-      <a:schemeClr val="tx1"/>
-    </cs:fontRef>
-    <cs:spPr>
-      <a:ln w="9525" cap="flat" cmpd="sng" algn="ctr">
-        <a:solidFill>
-          <a:schemeClr val="tx1">
-            <a:lumMod val="35000"/>
-            <a:lumOff val="65000"/>
-          </a:schemeClr>
-        </a:solidFill>
-        <a:round/>
-      </a:ln>
-    </cs:spPr>
-  </cs:seriesLine>
-  <cs:title>
-    <cs:lnRef idx="0"/>
-    <cs:fillRef idx="0"/>
-    <cs:effectRef idx="0"/>
-    <cs:fontRef idx="minor">
-      <a:schemeClr val="tx1">
-        <a:lumMod val="65000"/>
-        <a:lumOff val="35000"/>
-      </a:schemeClr>
-    </cs:fontRef>
-    <cs:defRPr sz="1400" b="0" kern="1200" spc="0" baseline="0"/>
-  </cs:title>
-  <cs:trendline>
-    <cs:lnRef idx="0">
-      <cs:styleClr val="auto"/>
-    </cs:lnRef>
-    <cs:fillRef idx="0"/>
-    <cs:effectRef idx="0"/>
-    <cs:fontRef idx="minor">
-      <a:schemeClr val="tx1"/>
-    </cs:fontRef>
-    <cs:spPr>
-      <a:ln w="19050" cap="rnd">
-        <a:solidFill>
-          <a:schemeClr val="phClr"/>
-        </a:solidFill>
-        <a:prstDash val="sysDot"/>
-      </a:ln>
-    </cs:spPr>
-  </cs:trendline>
-  <cs:trendlineLabel>
-    <cs:lnRef idx="0"/>
-    <cs:fillRef idx="0"/>
-    <cs:effectRef idx="0"/>
-    <cs:fontRef idx="minor">
-      <a:schemeClr val="tx1">
-        <a:lumMod val="65000"/>
-        <a:lumOff val="35000"/>
-      </a:schemeClr>
-    </cs:fontRef>
-    <cs:defRPr sz="900" kern="1200"/>
-  </cs:trendlineLabel>
-  <cs:upBar>
-    <cs:lnRef idx="0"/>
-    <cs:fillRef idx="0"/>
-    <cs:effectRef idx="0"/>
-    <cs:fontRef idx="minor">
-      <a:schemeClr val="tx1"/>
-    </cs:fontRef>
-    <cs:spPr>
-      <a:solidFill>
-        <a:schemeClr val="lt1"/>
-      </a:solidFill>
-      <a:ln w="9525" cap="flat" cmpd="sng" algn="ctr">
-        <a:solidFill>
-          <a:schemeClr val="tx1">
-            <a:lumMod val="65000"/>
-            <a:lumOff val="35000"/>
-          </a:schemeClr>
-        </a:solidFill>
-        <a:round/>
-      </a:ln>
-    </cs:spPr>
-  </cs:upBar>
-  <cs:valueAxis>
-    <cs:lnRef idx="0"/>
-    <cs:fillRef idx="0"/>
-    <cs:effectRef idx="0"/>
-    <cs:fontRef idx="minor">
-      <a:schemeClr val="tx1">
-        <a:lumMod val="65000"/>
-        <a:lumOff val="35000"/>
-      </a:schemeClr>
-    </cs:fontRef>
-    <cs:spPr>
-      <a:ln w="9525" cap="flat" cmpd="sng" algn="ctr">
-        <a:solidFill>
-          <a:schemeClr val="tx1">
-            <a:lumMod val="25000"/>
-            <a:lumOff val="75000"/>
-          </a:schemeClr>
-        </a:solidFill>
-        <a:round/>
-      </a:ln>
-    </cs:spPr>
-    <cs:defRPr sz="900" kern="1200"/>
-  </cs:valueAxis>
-  <cs:wall>
-    <cs:lnRef idx="0"/>
-    <cs:fillRef idx="0"/>
-    <cs:effectRef idx="0"/>
-    <cs:fontRef idx="minor">
-      <a:schemeClr val="tx1"/>
-    </cs:fontRef>
-    <cs:spPr>
-      <a:noFill/>
-      <a:ln>
-        <a:noFill/>
-      </a:ln>
-    </cs:spPr>
-  </cs:wall>
-</cs:chartStyle>
-</file>
-
-<file path=word/charts/style2.xml><?xml version="1.0" encoding="utf-8"?>
 <cs:chartStyle xmlns:cs="http://schemas.microsoft.com/office/drawing/2012/chartStyle" xmlns:a="http://schemas.openxmlformats.org/drawingml/2006/main" id="240">
   <cs:axisTitle>
     <cs:lnRef idx="0"/>

--- a/Datasheet/Datasheet_graphite_sensor.docx
+++ b/Datasheet/Datasheet_graphite_sensor.docx
@@ -393,7 +393,7 @@
           <w:lang w:val="en-US"/>
         </w:rPr>
         <w:drawing>
-          <wp:anchor distT="0" distB="0" distL="114300" distR="114300" simplePos="0" relativeHeight="251659264" behindDoc="1" locked="0" layoutInCell="1" allowOverlap="1" wp14:anchorId="2C8EC3C5" wp14:editId="63A826A9">
+          <wp:anchor distT="0" distB="0" distL="114300" distR="114300" simplePos="0" relativeHeight="251659264" behindDoc="1" locked="0" layoutInCell="1" allowOverlap="1" wp14:anchorId="2C8EC3C5" wp14:editId="53E0D630">
             <wp:simplePos x="0" y="0"/>
             <wp:positionH relativeFrom="margin">
               <wp:align>right</wp:align>
@@ -856,7 +856,7 @@
           <w:lang w:val="en-US"/>
         </w:rPr>
         <w:drawing>
-          <wp:anchor distT="0" distB="0" distL="114300" distR="114300" simplePos="0" relativeHeight="251660288" behindDoc="1" locked="0" layoutInCell="1" allowOverlap="1" wp14:anchorId="54347F22" wp14:editId="3E9134EC">
+          <wp:anchor distT="0" distB="0" distL="114300" distR="114300" simplePos="0" relativeHeight="251660288" behindDoc="1" locked="0" layoutInCell="1" allowOverlap="1" wp14:anchorId="54347F22" wp14:editId="13CA530D">
             <wp:simplePos x="0" y="0"/>
             <wp:positionH relativeFrom="margin">
               <wp:align>right</wp:align>
@@ -3645,12 +3645,13 @@
           <w:sz w:val="24"/>
           <w:szCs w:val="24"/>
           <w:lang w:val="en-US"/>
+          <w14:ligatures w14:val="standardContextual"/>
         </w:rPr>
         <w:drawing>
-          <wp:inline distT="0" distB="0" distL="0" distR="0" wp14:anchorId="740F1725" wp14:editId="588C6AA9">
-            <wp:extent cx="4528458" cy="2599171"/>
-            <wp:effectExtent l="0" t="0" r="5715" b="0"/>
-            <wp:docPr id="1268242203" name="Image 1"/>
+          <wp:inline distT="0" distB="0" distL="0" distR="0" wp14:anchorId="34920C50" wp14:editId="5FDA1488">
+            <wp:extent cx="4920343" cy="2829523"/>
+            <wp:effectExtent l="0" t="0" r="0" b="9525"/>
+            <wp:docPr id="132334347" name="Image 5"/>
             <wp:cNvGraphicFramePr>
               <a:graphicFrameLocks xmlns:a="http://schemas.openxmlformats.org/drawingml/2006/main" noChangeAspect="1"/>
             </wp:cNvGraphicFramePr>
@@ -3658,11 +3659,17 @@
               <a:graphicData uri="http://schemas.openxmlformats.org/drawingml/2006/picture">
                 <pic:pic xmlns:pic="http://schemas.openxmlformats.org/drawingml/2006/picture">
                   <pic:nvPicPr>
-                    <pic:cNvPr id="1268242203" name=""/>
+                    <pic:cNvPr id="132334347" name="Image 132334347"/>
                     <pic:cNvPicPr/>
                   </pic:nvPicPr>
                   <pic:blipFill>
-                    <a:blip r:embed="rId12"/>
+                    <a:blip r:embed="rId12">
+                      <a:extLst>
+                        <a:ext uri="{28A0092B-C50C-407E-A947-70E740481C1C}">
+                          <a14:useLocalDpi xmlns:a14="http://schemas.microsoft.com/office/drawing/2010/main" val="0"/>
+                        </a:ext>
+                      </a:extLst>
+                    </a:blip>
                     <a:stretch>
                       <a:fillRect/>
                     </a:stretch>
@@ -3670,7 +3677,7 @@
                   <pic:spPr>
                     <a:xfrm>
                       <a:off x="0" y="0"/>
-                      <a:ext cx="4546638" cy="2609606"/>
+                      <a:ext cx="4947991" cy="2845422"/>
                     </a:xfrm>
                     <a:prstGeom prst="rect">
                       <a:avLst/>
@@ -3712,23 +3719,47 @@
           <w:noProof/>
           <w:sz w:val="24"/>
           <w:szCs w:val="24"/>
+          <w:lang w:val="en-US"/>
+          <w14:ligatures w14:val="standardContextual"/>
         </w:rPr>
         <w:lastRenderedPageBreak/>
         <w:drawing>
-          <wp:inline distT="0" distB="0" distL="0" distR="0" wp14:anchorId="066D9D84" wp14:editId="36408CAC">
-            <wp:extent cx="4652516" cy="2805454"/>
-            <wp:effectExtent l="0" t="0" r="15240" b="13970"/>
-            <wp:docPr id="630515298" name="Graphique 1">
-              <a:extLst xmlns:a="http://schemas.openxmlformats.org/drawingml/2006/main">
-                <a:ext uri="{FF2B5EF4-FFF2-40B4-BE49-F238E27FC236}">
-                  <a16:creationId xmlns:a16="http://schemas.microsoft.com/office/drawing/2014/main" id="{02E6B0BF-3BFD-2DC0-9D6D-249F77EADA8F}"/>
-                </a:ext>
-              </a:extLst>
-            </wp:docPr>
-            <wp:cNvGraphicFramePr/>
+          <wp:inline distT="0" distB="0" distL="0" distR="0" wp14:anchorId="5A73725B" wp14:editId="634430CE">
+            <wp:extent cx="5448300" cy="3286276"/>
+            <wp:effectExtent l="0" t="0" r="0" b="9525"/>
+            <wp:docPr id="1283172596" name="Image 6"/>
+            <wp:cNvGraphicFramePr>
+              <a:graphicFrameLocks xmlns:a="http://schemas.openxmlformats.org/drawingml/2006/main" noChangeAspect="1"/>
+            </wp:cNvGraphicFramePr>
             <a:graphic xmlns:a="http://schemas.openxmlformats.org/drawingml/2006/main">
-              <a:graphicData uri="http://schemas.openxmlformats.org/drawingml/2006/chart">
-                <c:chart xmlns:c="http://schemas.openxmlformats.org/drawingml/2006/chart" xmlns:r="http://schemas.openxmlformats.org/officeDocument/2006/relationships" r:id="rId13"/>
+              <a:graphicData uri="http://schemas.openxmlformats.org/drawingml/2006/picture">
+                <pic:pic xmlns:pic="http://schemas.openxmlformats.org/drawingml/2006/picture">
+                  <pic:nvPicPr>
+                    <pic:cNvPr id="1283172596" name="Image 1283172596"/>
+                    <pic:cNvPicPr/>
+                  </pic:nvPicPr>
+                  <pic:blipFill>
+                    <a:blip r:embed="rId13">
+                      <a:extLst>
+                        <a:ext uri="{28A0092B-C50C-407E-A947-70E740481C1C}">
+                          <a14:useLocalDpi xmlns:a14="http://schemas.microsoft.com/office/drawing/2010/main" val="0"/>
+                        </a:ext>
+                      </a:extLst>
+                    </a:blip>
+                    <a:stretch>
+                      <a:fillRect/>
+                    </a:stretch>
+                  </pic:blipFill>
+                  <pic:spPr>
+                    <a:xfrm>
+                      <a:off x="0" y="0"/>
+                      <a:ext cx="5457197" cy="3291642"/>
+                    </a:xfrm>
+                    <a:prstGeom prst="rect">
+                      <a:avLst/>
+                    </a:prstGeom>
+                  </pic:spPr>
+                </pic:pic>
               </a:graphicData>
             </a:graphic>
           </wp:inline>
@@ -5691,7 +5722,7 @@
           <w:bdr w:val="none" w:sz="0" w:space="0" w:color="auto" w:frame="1"/>
         </w:rPr>
         <w:drawing>
-          <wp:inline distT="0" distB="0" distL="0" distR="0" wp14:anchorId="050C168E" wp14:editId="69DC2C02">
+          <wp:inline distT="0" distB="0" distL="0" distR="0" wp14:anchorId="050C168E" wp14:editId="4A11467F">
             <wp:extent cx="5734050" cy="1332865"/>
             <wp:effectExtent l="0" t="0" r="0" b="635"/>
             <wp:docPr id="1705066560" name="Picture 2"/>
@@ -7613,1353 +7644,6 @@
 </w:styles>
 </file>
 
-<file path=word/charts/chart1.xml><?xml version="1.0" encoding="utf-8"?>
-<c:chartSpace xmlns:c="http://schemas.openxmlformats.org/drawingml/2006/chart" xmlns:a="http://schemas.openxmlformats.org/drawingml/2006/main" xmlns:r="http://schemas.openxmlformats.org/officeDocument/2006/relationships" xmlns:c16r2="http://schemas.microsoft.com/office/drawing/2015/06/chart">
-  <c:date1904 val="0"/>
-  <c:lang val="fr-FR"/>
-  <c:roundedCorners val="0"/>
-  <mc:AlternateContent xmlns:mc="http://schemas.openxmlformats.org/markup-compatibility/2006">
-    <mc:Choice xmlns:c14="http://schemas.microsoft.com/office/drawing/2007/8/2/chart" Requires="c14">
-      <c14:style val="102"/>
-    </mc:Choice>
-    <mc:Fallback>
-      <c:style val="2"/>
-    </mc:Fallback>
-  </mc:AlternateContent>
-  <c:chart>
-    <c:title>
-      <c:tx>
-        <c:rich>
-          <a:bodyPr rot="0" spcFirstLastPara="1" vertOverflow="ellipsis" vert="horz" wrap="square" anchor="ctr" anchorCtr="1"/>
-          <a:lstStyle/>
-          <a:p>
-            <a:pPr>
-              <a:defRPr sz="1400" b="0" i="0" u="none" strike="noStrike" kern="1200" spc="0" baseline="0">
-                <a:solidFill>
-                  <a:schemeClr val="tx1">
-                    <a:lumMod val="65000"/>
-                    <a:lumOff val="35000"/>
-                  </a:schemeClr>
-                </a:solidFill>
-                <a:latin typeface="+mn-lt"/>
-                <a:ea typeface="+mn-ea"/>
-                <a:cs typeface="+mn-cs"/>
-              </a:defRPr>
-            </a:pPr>
-            <a:r>
-              <a:rPr lang="fr-FR" sz="1000" b="0" i="0" u="none" strike="noStrike" kern="1200" spc="0" baseline="0">
-                <a:solidFill>
-                  <a:sysClr val="windowText" lastClr="000000">
-                    <a:lumMod val="65000"/>
-                    <a:lumOff val="35000"/>
-                  </a:sysClr>
-                </a:solidFill>
-                <a:latin typeface="Arial" panose="020B0604020202020204" pitchFamily="34" charset="0"/>
-                <a:cs typeface="Arial" panose="020B0604020202020204" pitchFamily="34" charset="0"/>
-              </a:rPr>
-              <a:t>Variation de la </a:t>
-            </a:r>
-            <a:r>
-              <a:rPr lang="en-US" sz="1000" b="0" i="0" u="none" strike="noStrike" kern="1200" spc="0" baseline="0">
-                <a:solidFill>
-                  <a:sysClr val="windowText" lastClr="000000">
-                    <a:lumMod val="65000"/>
-                    <a:lumOff val="35000"/>
-                  </a:sysClr>
-                </a:solidFill>
-                <a:latin typeface="Arial" panose="020B0604020202020204" pitchFamily="34" charset="0"/>
-                <a:cs typeface="Arial" panose="020B0604020202020204" pitchFamily="34" charset="0"/>
-              </a:rPr>
-              <a:t>résistance en fonction de la déformation en compression</a:t>
-            </a:r>
-            <a:endParaRPr lang="fr-FR" sz="1000" b="0" i="0" u="none" strike="noStrike" kern="1200" spc="0" baseline="0">
-              <a:solidFill>
-                <a:sysClr val="windowText" lastClr="000000">
-                  <a:lumMod val="65000"/>
-                  <a:lumOff val="35000"/>
-                </a:sysClr>
-              </a:solidFill>
-              <a:latin typeface="Arial" panose="020B0604020202020204" pitchFamily="34" charset="0"/>
-              <a:cs typeface="Arial" panose="020B0604020202020204" pitchFamily="34" charset="0"/>
-            </a:endParaRPr>
-          </a:p>
-        </c:rich>
-      </c:tx>
-      <c:overlay val="0"/>
-      <c:spPr>
-        <a:noFill/>
-        <a:ln>
-          <a:noFill/>
-        </a:ln>
-        <a:effectLst/>
-      </c:spPr>
-      <c:txPr>
-        <a:bodyPr rot="0" spcFirstLastPara="1" vertOverflow="ellipsis" vert="horz" wrap="square" anchor="ctr" anchorCtr="1"/>
-        <a:lstStyle/>
-        <a:p>
-          <a:pPr>
-            <a:defRPr sz="1400" b="0" i="0" u="none" strike="noStrike" kern="1200" spc="0" baseline="0">
-              <a:solidFill>
-                <a:schemeClr val="tx1">
-                  <a:lumMod val="65000"/>
-                  <a:lumOff val="35000"/>
-                </a:schemeClr>
-              </a:solidFill>
-              <a:latin typeface="+mn-lt"/>
-              <a:ea typeface="+mn-ea"/>
-              <a:cs typeface="+mn-cs"/>
-            </a:defRPr>
-          </a:pPr>
-          <a:endParaRPr lang="fr-FR"/>
-        </a:p>
-      </c:txPr>
-    </c:title>
-    <c:autoTitleDeleted val="0"/>
-    <c:plotArea>
-      <c:layout/>
-      <c:scatterChart>
-        <c:scatterStyle val="lineMarker"/>
-        <c:varyColors val="0"/>
-        <c:ser>
-          <c:idx val="0"/>
-          <c:order val="0"/>
-          <c:tx>
-            <c:strRef>
-              <c:f>'Mise en compression'!$G$5</c:f>
-              <c:strCache>
-                <c:ptCount val="1"/>
-                <c:pt idx="0">
-                  <c:v>∆R/R0 (HB)</c:v>
-                </c:pt>
-              </c:strCache>
-            </c:strRef>
-          </c:tx>
-          <c:spPr>
-            <a:ln w="38100" cap="rnd">
-              <a:noFill/>
-              <a:round/>
-            </a:ln>
-            <a:effectLst/>
-          </c:spPr>
-          <c:marker>
-            <c:symbol val="circle"/>
-            <c:size val="5"/>
-            <c:spPr>
-              <a:solidFill>
-                <a:schemeClr val="accent1"/>
-              </a:solidFill>
-              <a:ln w="9525">
-                <a:solidFill>
-                  <a:schemeClr val="accent1"/>
-                </a:solidFill>
-              </a:ln>
-              <a:effectLst/>
-            </c:spPr>
-          </c:marker>
-          <c:trendline>
-            <c:spPr>
-              <a:ln w="19050" cap="rnd">
-                <a:solidFill>
-                  <a:schemeClr val="accent1"/>
-                </a:solidFill>
-                <a:prstDash val="sysDot"/>
-              </a:ln>
-              <a:effectLst/>
-            </c:spPr>
-            <c:trendlineType val="linear"/>
-            <c:dispRSqr val="0"/>
-            <c:dispEq val="0"/>
-          </c:trendline>
-          <c:xVal>
-            <c:numRef>
-              <c:f>'Mise en compression'!$D$6:$D$12</c:f>
-              <c:numCache>
-                <c:formatCode>General</c:formatCode>
-                <c:ptCount val="7"/>
-                <c:pt idx="0">
-                  <c:v>0</c:v>
-                </c:pt>
-                <c:pt idx="1">
-                  <c:v>9.4999999999999998E-3</c:v>
-                </c:pt>
-                <c:pt idx="2">
-                  <c:v>7.6E-3</c:v>
-                </c:pt>
-                <c:pt idx="3">
-                  <c:v>6.3333333333333332E-3</c:v>
-                </c:pt>
-                <c:pt idx="4">
-                  <c:v>5.4285714285714284E-3</c:v>
-                </c:pt>
-                <c:pt idx="5">
-                  <c:v>4.7499999999999999E-3</c:v>
-                </c:pt>
-                <c:pt idx="6">
-                  <c:v>4.2222222222222227E-3</c:v>
-                </c:pt>
-              </c:numCache>
-            </c:numRef>
-          </c:xVal>
-          <c:yVal>
-            <c:numRef>
-              <c:f>'Mise en compression'!$G$6:$G$12</c:f>
-              <c:numCache>
-                <c:formatCode>General</c:formatCode>
-                <c:ptCount val="7"/>
-                <c:pt idx="0">
-                  <c:v>0</c:v>
-                </c:pt>
-                <c:pt idx="1">
-                  <c:v>-0.59354868846331221</c:v>
-                </c:pt>
-                <c:pt idx="2">
-                  <c:v>-0.5755834047156716</c:v>
-                </c:pt>
-                <c:pt idx="3">
-                  <c:v>-0.54783754921943517</c:v>
-                </c:pt>
-                <c:pt idx="4">
-                  <c:v>-0.49943656925285712</c:v>
-                </c:pt>
-                <c:pt idx="5">
-                  <c:v>-0.450157999872635</c:v>
-                </c:pt>
-                <c:pt idx="6">
-                  <c:v>-0.42458706388132583</c:v>
-                </c:pt>
-              </c:numCache>
-            </c:numRef>
-          </c:yVal>
-          <c:smooth val="0"/>
-          <c:extLst>
-            <c:ext xmlns:c16="http://schemas.microsoft.com/office/drawing/2014/chart" uri="{C3380CC4-5D6E-409C-BE32-E72D297353CC}">
-              <c16:uniqueId val="{00000001-1FAA-4175-A990-6E6A7E56F048}"/>
-            </c:ext>
-          </c:extLst>
-        </c:ser>
-        <c:ser>
-          <c:idx val="1"/>
-          <c:order val="1"/>
-          <c:tx>
-            <c:strRef>
-              <c:f>'Mise en compression'!$G$14</c:f>
-              <c:strCache>
-                <c:ptCount val="1"/>
-                <c:pt idx="0">
-                  <c:v>∆R/R0 (2B)</c:v>
-                </c:pt>
-              </c:strCache>
-            </c:strRef>
-          </c:tx>
-          <c:spPr>
-            <a:ln w="38100" cap="rnd">
-              <a:noFill/>
-              <a:round/>
-            </a:ln>
-            <a:effectLst/>
-          </c:spPr>
-          <c:marker>
-            <c:symbol val="circle"/>
-            <c:size val="5"/>
-            <c:spPr>
-              <a:solidFill>
-                <a:schemeClr val="accent2"/>
-              </a:solidFill>
-              <a:ln w="9525">
-                <a:solidFill>
-                  <a:schemeClr val="accent2"/>
-                </a:solidFill>
-              </a:ln>
-              <a:effectLst/>
-            </c:spPr>
-          </c:marker>
-          <c:trendline>
-            <c:spPr>
-              <a:ln w="19050" cap="rnd">
-                <a:solidFill>
-                  <a:schemeClr val="accent2"/>
-                </a:solidFill>
-                <a:prstDash val="sysDot"/>
-              </a:ln>
-              <a:effectLst/>
-            </c:spPr>
-            <c:trendlineType val="linear"/>
-            <c:dispRSqr val="0"/>
-            <c:dispEq val="0"/>
-          </c:trendline>
-          <c:xVal>
-            <c:numRef>
-              <c:f>'Mise en compression'!$D$6:$D$12</c:f>
-              <c:numCache>
-                <c:formatCode>General</c:formatCode>
-                <c:ptCount val="7"/>
-                <c:pt idx="0">
-                  <c:v>0</c:v>
-                </c:pt>
-                <c:pt idx="1">
-                  <c:v>9.4999999999999998E-3</c:v>
-                </c:pt>
-                <c:pt idx="2">
-                  <c:v>7.6E-3</c:v>
-                </c:pt>
-                <c:pt idx="3">
-                  <c:v>6.3333333333333332E-3</c:v>
-                </c:pt>
-                <c:pt idx="4">
-                  <c:v>5.4285714285714284E-3</c:v>
-                </c:pt>
-                <c:pt idx="5">
-                  <c:v>4.7499999999999999E-3</c:v>
-                </c:pt>
-                <c:pt idx="6">
-                  <c:v>4.2222222222222227E-3</c:v>
-                </c:pt>
-              </c:numCache>
-            </c:numRef>
-          </c:xVal>
-          <c:yVal>
-            <c:numRef>
-              <c:f>'Mise en compression'!$G$15:$G$21</c:f>
-              <c:numCache>
-                <c:formatCode>General</c:formatCode>
-                <c:ptCount val="7"/>
-                <c:pt idx="0">
-                  <c:v>0</c:v>
-                </c:pt>
-                <c:pt idx="1">
-                  <c:v>-0.97796095713667519</c:v>
-                </c:pt>
-                <c:pt idx="2">
-                  <c:v>-2.7096142956984166E-2</c:v>
-                </c:pt>
-                <c:pt idx="3">
-                  <c:v>-1.4824885523981699E-2</c:v>
-                </c:pt>
-                <c:pt idx="4">
-                  <c:v>0.11263275620174366</c:v>
-                </c:pt>
-                <c:pt idx="5">
-                  <c:v>1.306843889451308E-2</c:v>
-                </c:pt>
-                <c:pt idx="6">
-                  <c:v>0.15813377862463737</c:v>
-                </c:pt>
-              </c:numCache>
-            </c:numRef>
-          </c:yVal>
-          <c:smooth val="0"/>
-          <c:extLst>
-            <c:ext xmlns:c16="http://schemas.microsoft.com/office/drawing/2014/chart" uri="{C3380CC4-5D6E-409C-BE32-E72D297353CC}">
-              <c16:uniqueId val="{00000003-1FAA-4175-A990-6E6A7E56F048}"/>
-            </c:ext>
-          </c:extLst>
-        </c:ser>
-        <c:ser>
-          <c:idx val="2"/>
-          <c:order val="2"/>
-          <c:tx>
-            <c:strRef>
-              <c:f>'Mise en compression'!$G$23</c:f>
-              <c:strCache>
-                <c:ptCount val="1"/>
-                <c:pt idx="0">
-                  <c:v>∆R/R0 (4B)</c:v>
-                </c:pt>
-              </c:strCache>
-            </c:strRef>
-          </c:tx>
-          <c:spPr>
-            <a:ln w="38100" cap="rnd">
-              <a:noFill/>
-              <a:round/>
-            </a:ln>
-            <a:effectLst/>
-          </c:spPr>
-          <c:marker>
-            <c:symbol val="circle"/>
-            <c:size val="5"/>
-            <c:spPr>
-              <a:solidFill>
-                <a:schemeClr val="accent3"/>
-              </a:solidFill>
-              <a:ln w="9525">
-                <a:solidFill>
-                  <a:schemeClr val="accent3"/>
-                </a:solidFill>
-              </a:ln>
-              <a:effectLst/>
-            </c:spPr>
-          </c:marker>
-          <c:trendline>
-            <c:spPr>
-              <a:ln w="19050" cap="rnd">
-                <a:solidFill>
-                  <a:schemeClr val="accent3"/>
-                </a:solidFill>
-                <a:prstDash val="sysDot"/>
-              </a:ln>
-              <a:effectLst/>
-            </c:spPr>
-            <c:trendlineType val="linear"/>
-            <c:dispRSqr val="0"/>
-            <c:dispEq val="0"/>
-          </c:trendline>
-          <c:xVal>
-            <c:numRef>
-              <c:f>'Mise en compression'!$D$6:$D$12</c:f>
-              <c:numCache>
-                <c:formatCode>General</c:formatCode>
-                <c:ptCount val="7"/>
-                <c:pt idx="0">
-                  <c:v>0</c:v>
-                </c:pt>
-                <c:pt idx="1">
-                  <c:v>9.4999999999999998E-3</c:v>
-                </c:pt>
-                <c:pt idx="2">
-                  <c:v>7.6E-3</c:v>
-                </c:pt>
-                <c:pt idx="3">
-                  <c:v>6.3333333333333332E-3</c:v>
-                </c:pt>
-                <c:pt idx="4">
-                  <c:v>5.4285714285714284E-3</c:v>
-                </c:pt>
-                <c:pt idx="5">
-                  <c:v>4.7499999999999999E-3</c:v>
-                </c:pt>
-                <c:pt idx="6">
-                  <c:v>4.2222222222222227E-3</c:v>
-                </c:pt>
-              </c:numCache>
-            </c:numRef>
-          </c:xVal>
-          <c:yVal>
-            <c:numRef>
-              <c:f>'Mise en compression'!$G$24:$G$30</c:f>
-              <c:numCache>
-                <c:formatCode>General</c:formatCode>
-                <c:ptCount val="7"/>
-                <c:pt idx="0">
-                  <c:v>0</c:v>
-                </c:pt>
-                <c:pt idx="1">
-                  <c:v>2.5534466494662138E-4</c:v>
-                </c:pt>
-                <c:pt idx="2">
-                  <c:v>9.810978145547656E-5</c:v>
-                </c:pt>
-                <c:pt idx="3">
-                  <c:v>2.7518597237511717E-4</c:v>
-                </c:pt>
-                <c:pt idx="4">
-                  <c:v>1.3779239631246808E-4</c:v>
-                </c:pt>
-                <c:pt idx="5">
-                  <c:v>2.3600188283039939E-4</c:v>
-                </c:pt>
-                <c:pt idx="6">
-                  <c:v>2.5534466494662138E-4</c:v>
-                </c:pt>
-              </c:numCache>
-            </c:numRef>
-          </c:yVal>
-          <c:smooth val="0"/>
-          <c:extLst>
-            <c:ext xmlns:c16="http://schemas.microsoft.com/office/drawing/2014/chart" uri="{C3380CC4-5D6E-409C-BE32-E72D297353CC}">
-              <c16:uniqueId val="{00000005-1FAA-4175-A990-6E6A7E56F048}"/>
-            </c:ext>
-          </c:extLst>
-        </c:ser>
-        <c:ser>
-          <c:idx val="3"/>
-          <c:order val="3"/>
-          <c:tx>
-            <c:strRef>
-              <c:f>'Mise en compression'!$G$34</c:f>
-              <c:strCache>
-                <c:ptCount val="1"/>
-                <c:pt idx="0">
-                  <c:v>∆R/R0 (6B)</c:v>
-                </c:pt>
-              </c:strCache>
-            </c:strRef>
-          </c:tx>
-          <c:spPr>
-            <a:ln w="38100" cap="rnd">
-              <a:noFill/>
-              <a:round/>
-            </a:ln>
-            <a:effectLst/>
-          </c:spPr>
-          <c:marker>
-            <c:symbol val="circle"/>
-            <c:size val="5"/>
-            <c:spPr>
-              <a:solidFill>
-                <a:schemeClr val="accent4"/>
-              </a:solidFill>
-              <a:ln w="9525">
-                <a:solidFill>
-                  <a:schemeClr val="accent4"/>
-                </a:solidFill>
-              </a:ln>
-              <a:effectLst/>
-            </c:spPr>
-          </c:marker>
-          <c:trendline>
-            <c:spPr>
-              <a:ln w="19050" cap="rnd">
-                <a:solidFill>
-                  <a:schemeClr val="accent4"/>
-                </a:solidFill>
-                <a:prstDash val="sysDot"/>
-              </a:ln>
-              <a:effectLst/>
-            </c:spPr>
-            <c:trendlineType val="linear"/>
-            <c:dispRSqr val="0"/>
-            <c:dispEq val="0"/>
-          </c:trendline>
-          <c:xVal>
-            <c:numRef>
-              <c:f>'Mise en compression'!$D$6:$D$12</c:f>
-              <c:numCache>
-                <c:formatCode>General</c:formatCode>
-                <c:ptCount val="7"/>
-                <c:pt idx="0">
-                  <c:v>0</c:v>
-                </c:pt>
-                <c:pt idx="1">
-                  <c:v>9.4999999999999998E-3</c:v>
-                </c:pt>
-                <c:pt idx="2">
-                  <c:v>7.6E-3</c:v>
-                </c:pt>
-                <c:pt idx="3">
-                  <c:v>6.3333333333333332E-3</c:v>
-                </c:pt>
-                <c:pt idx="4">
-                  <c:v>5.4285714285714284E-3</c:v>
-                </c:pt>
-                <c:pt idx="5">
-                  <c:v>4.7499999999999999E-3</c:v>
-                </c:pt>
-                <c:pt idx="6">
-                  <c:v>4.2222222222222227E-3</c:v>
-                </c:pt>
-              </c:numCache>
-            </c:numRef>
-          </c:xVal>
-          <c:yVal>
-            <c:numRef>
-              <c:f>'Mise en compression'!$G$35:$G$41</c:f>
-              <c:numCache>
-                <c:formatCode>General</c:formatCode>
-                <c:ptCount val="7"/>
-                <c:pt idx="0">
-                  <c:v>0</c:v>
-                </c:pt>
-                <c:pt idx="1">
-                  <c:v>-1.5738167917779585E-4</c:v>
-                </c:pt>
-                <c:pt idx="2">
-                  <c:v>-4.1244166462173475E-4</c:v>
-                </c:pt>
-                <c:pt idx="3">
-                  <c:v>-1.7681766868993655E-4</c:v>
-                </c:pt>
-                <c:pt idx="4">
-                  <c:v>-1.9834676476492319E-5</c:v>
-                </c:pt>
-                <c:pt idx="5">
-                  <c:v>-9.7977321489406793E-5</c:v>
-                </c:pt>
-                <c:pt idx="6">
-                  <c:v>-3.9280633162741828E-4</c:v>
-                </c:pt>
-              </c:numCache>
-            </c:numRef>
-          </c:yVal>
-          <c:smooth val="0"/>
-          <c:extLst>
-            <c:ext xmlns:c16="http://schemas.microsoft.com/office/drawing/2014/chart" uri="{C3380CC4-5D6E-409C-BE32-E72D297353CC}">
-              <c16:uniqueId val="{00000007-1FAA-4175-A990-6E6A7E56F048}"/>
-            </c:ext>
-          </c:extLst>
-        </c:ser>
-        <c:dLbls>
-          <c:showLegendKey val="0"/>
-          <c:showVal val="0"/>
-          <c:showCatName val="0"/>
-          <c:showSerName val="0"/>
-          <c:showPercent val="0"/>
-          <c:showBubbleSize val="0"/>
-        </c:dLbls>
-        <c:axId val="157520032"/>
-        <c:axId val="157540672"/>
-      </c:scatterChart>
-      <c:valAx>
-        <c:axId val="157520032"/>
-        <c:scaling>
-          <c:orientation val="minMax"/>
-        </c:scaling>
-        <c:delete val="0"/>
-        <c:axPos val="b"/>
-        <c:majorGridlines>
-          <c:spPr>
-            <a:ln w="9525" cap="flat" cmpd="sng" algn="ctr">
-              <a:solidFill>
-                <a:schemeClr val="tx1">
-                  <a:lumMod val="15000"/>
-                  <a:lumOff val="85000"/>
-                </a:schemeClr>
-              </a:solidFill>
-              <a:round/>
-            </a:ln>
-            <a:effectLst/>
-          </c:spPr>
-        </c:majorGridlines>
-        <c:numFmt formatCode="General" sourceLinked="1"/>
-        <c:majorTickMark val="none"/>
-        <c:minorTickMark val="none"/>
-        <c:tickLblPos val="nextTo"/>
-        <c:spPr>
-          <a:noFill/>
-          <a:ln w="9525" cap="flat" cmpd="sng" algn="ctr">
-            <a:solidFill>
-              <a:schemeClr val="tx1">
-                <a:lumMod val="25000"/>
-                <a:lumOff val="75000"/>
-              </a:schemeClr>
-            </a:solidFill>
-            <a:round/>
-          </a:ln>
-          <a:effectLst/>
-        </c:spPr>
-        <c:txPr>
-          <a:bodyPr rot="-60000000" spcFirstLastPara="1" vertOverflow="ellipsis" vert="horz" wrap="square" anchor="ctr" anchorCtr="1"/>
-          <a:lstStyle/>
-          <a:p>
-            <a:pPr>
-              <a:defRPr sz="900" b="0" i="0" u="none" strike="noStrike" kern="1200" baseline="0">
-                <a:solidFill>
-                  <a:schemeClr val="tx1">
-                    <a:lumMod val="65000"/>
-                    <a:lumOff val="35000"/>
-                  </a:schemeClr>
-                </a:solidFill>
-                <a:latin typeface="+mn-lt"/>
-                <a:ea typeface="+mn-ea"/>
-                <a:cs typeface="+mn-cs"/>
-              </a:defRPr>
-            </a:pPr>
-            <a:endParaRPr lang="fr-FR"/>
-          </a:p>
-        </c:txPr>
-        <c:crossAx val="157540672"/>
-        <c:crosses val="autoZero"/>
-        <c:crossBetween val="midCat"/>
-      </c:valAx>
-      <c:valAx>
-        <c:axId val="157540672"/>
-        <c:scaling>
-          <c:orientation val="minMax"/>
-        </c:scaling>
-        <c:delete val="0"/>
-        <c:axPos val="l"/>
-        <c:majorGridlines>
-          <c:spPr>
-            <a:ln w="9525" cap="flat" cmpd="sng" algn="ctr">
-              <a:solidFill>
-                <a:schemeClr val="tx1">
-                  <a:lumMod val="15000"/>
-                  <a:lumOff val="85000"/>
-                </a:schemeClr>
-              </a:solidFill>
-              <a:round/>
-            </a:ln>
-            <a:effectLst/>
-          </c:spPr>
-        </c:majorGridlines>
-        <c:numFmt formatCode="General" sourceLinked="1"/>
-        <c:majorTickMark val="none"/>
-        <c:minorTickMark val="none"/>
-        <c:tickLblPos val="nextTo"/>
-        <c:spPr>
-          <a:noFill/>
-          <a:ln w="9525" cap="flat" cmpd="sng" algn="ctr">
-            <a:solidFill>
-              <a:schemeClr val="tx1">
-                <a:lumMod val="25000"/>
-                <a:lumOff val="75000"/>
-              </a:schemeClr>
-            </a:solidFill>
-            <a:round/>
-          </a:ln>
-          <a:effectLst/>
-        </c:spPr>
-        <c:txPr>
-          <a:bodyPr rot="-60000000" spcFirstLastPara="1" vertOverflow="ellipsis" vert="horz" wrap="square" anchor="ctr" anchorCtr="1"/>
-          <a:lstStyle/>
-          <a:p>
-            <a:pPr>
-              <a:defRPr sz="900" b="0" i="0" u="none" strike="noStrike" kern="1200" baseline="0">
-                <a:solidFill>
-                  <a:schemeClr val="tx1">
-                    <a:lumMod val="65000"/>
-                    <a:lumOff val="35000"/>
-                  </a:schemeClr>
-                </a:solidFill>
-                <a:latin typeface="+mn-lt"/>
-                <a:ea typeface="+mn-ea"/>
-                <a:cs typeface="+mn-cs"/>
-              </a:defRPr>
-            </a:pPr>
-            <a:endParaRPr lang="fr-FR"/>
-          </a:p>
-        </c:txPr>
-        <c:crossAx val="157520032"/>
-        <c:crosses val="autoZero"/>
-        <c:crossBetween val="midCat"/>
-      </c:valAx>
-      <c:spPr>
-        <a:noFill/>
-        <a:ln>
-          <a:noFill/>
-        </a:ln>
-        <a:effectLst/>
-      </c:spPr>
-    </c:plotArea>
-    <c:legend>
-      <c:legendPos val="b"/>
-      <c:overlay val="0"/>
-      <c:spPr>
-        <a:noFill/>
-        <a:ln>
-          <a:noFill/>
-        </a:ln>
-        <a:effectLst/>
-      </c:spPr>
-      <c:txPr>
-        <a:bodyPr rot="0" spcFirstLastPara="1" vertOverflow="ellipsis" vert="horz" wrap="square" anchor="ctr" anchorCtr="1"/>
-        <a:lstStyle/>
-        <a:p>
-          <a:pPr>
-            <a:defRPr sz="900" b="0" i="0" u="none" strike="noStrike" kern="1200" baseline="0">
-              <a:solidFill>
-                <a:schemeClr val="tx1">
-                  <a:lumMod val="65000"/>
-                  <a:lumOff val="35000"/>
-                </a:schemeClr>
-              </a:solidFill>
-              <a:latin typeface="+mn-lt"/>
-              <a:ea typeface="+mn-ea"/>
-              <a:cs typeface="+mn-cs"/>
-            </a:defRPr>
-          </a:pPr>
-          <a:endParaRPr lang="fr-FR"/>
-        </a:p>
-      </c:txPr>
-    </c:legend>
-    <c:plotVisOnly val="1"/>
-    <c:dispBlanksAs val="gap"/>
-    <c:showDLblsOverMax val="0"/>
-    <c:extLst>
-      <c:ext xmlns:c16r3="http://schemas.microsoft.com/office/drawing/2017/03/chart" uri="{56B9EC1D-385E-4148-901F-78D8002777C0}">
-        <c16r3:dataDisplayOptions16>
-          <c16r3:dispNaAsBlank val="1"/>
-        </c16r3:dataDisplayOptions16>
-      </c:ext>
-    </c:extLst>
-  </c:chart>
-  <c:spPr>
-    <a:solidFill>
-      <a:schemeClr val="bg1"/>
-    </a:solidFill>
-    <a:ln w="9525" cap="flat" cmpd="sng" algn="ctr">
-      <a:solidFill>
-        <a:schemeClr val="tx1">
-          <a:lumMod val="15000"/>
-          <a:lumOff val="85000"/>
-        </a:schemeClr>
-      </a:solidFill>
-      <a:round/>
-    </a:ln>
-    <a:effectLst/>
-  </c:spPr>
-  <c:txPr>
-    <a:bodyPr/>
-    <a:lstStyle/>
-    <a:p>
-      <a:pPr>
-        <a:defRPr/>
-      </a:pPr>
-      <a:endParaRPr lang="fr-FR"/>
-    </a:p>
-  </c:txPr>
-  <c:externalData r:id="rId3">
-    <c:autoUpdate val="0"/>
-  </c:externalData>
-</c:chartSpace>
-</file>
-
-<file path=word/charts/colors1.xml><?xml version="1.0" encoding="utf-8"?>
-<cs:colorStyle xmlns:cs="http://schemas.microsoft.com/office/drawing/2012/chartStyle" xmlns:a="http://schemas.openxmlformats.org/drawingml/2006/main" meth="cycle" id="10">
-  <a:schemeClr val="accent1"/>
-  <a:schemeClr val="accent2"/>
-  <a:schemeClr val="accent3"/>
-  <a:schemeClr val="accent4"/>
-  <a:schemeClr val="accent5"/>
-  <a:schemeClr val="accent6"/>
-  <cs:variation/>
-  <cs:variation>
-    <a:lumMod val="60000"/>
-  </cs:variation>
-  <cs:variation>
-    <a:lumMod val="80000"/>
-    <a:lumOff val="20000"/>
-  </cs:variation>
-  <cs:variation>
-    <a:lumMod val="80000"/>
-  </cs:variation>
-  <cs:variation>
-    <a:lumMod val="60000"/>
-    <a:lumOff val="40000"/>
-  </cs:variation>
-  <cs:variation>
-    <a:lumMod val="50000"/>
-  </cs:variation>
-  <cs:variation>
-    <a:lumMod val="70000"/>
-    <a:lumOff val="30000"/>
-  </cs:variation>
-  <cs:variation>
-    <a:lumMod val="70000"/>
-  </cs:variation>
-  <cs:variation>
-    <a:lumMod val="50000"/>
-    <a:lumOff val="50000"/>
-  </cs:variation>
-</cs:colorStyle>
-</file>
-
-<file path=word/charts/style1.xml><?xml version="1.0" encoding="utf-8"?>
-<cs:chartStyle xmlns:cs="http://schemas.microsoft.com/office/drawing/2012/chartStyle" xmlns:a="http://schemas.openxmlformats.org/drawingml/2006/main" id="240">
-  <cs:axisTitle>
-    <cs:lnRef idx="0"/>
-    <cs:fillRef idx="0"/>
-    <cs:effectRef idx="0"/>
-    <cs:fontRef idx="minor">
-      <a:schemeClr val="tx1">
-        <a:lumMod val="65000"/>
-        <a:lumOff val="35000"/>
-      </a:schemeClr>
-    </cs:fontRef>
-    <cs:defRPr sz="1000" kern="1200"/>
-  </cs:axisTitle>
-  <cs:categoryAxis>
-    <cs:lnRef idx="0"/>
-    <cs:fillRef idx="0"/>
-    <cs:effectRef idx="0"/>
-    <cs:fontRef idx="minor">
-      <a:schemeClr val="tx1">
-        <a:lumMod val="65000"/>
-        <a:lumOff val="35000"/>
-      </a:schemeClr>
-    </cs:fontRef>
-    <cs:spPr>
-      <a:ln w="9525" cap="flat" cmpd="sng" algn="ctr">
-        <a:solidFill>
-          <a:schemeClr val="tx1">
-            <a:lumMod val="25000"/>
-            <a:lumOff val="75000"/>
-          </a:schemeClr>
-        </a:solidFill>
-        <a:round/>
-      </a:ln>
-    </cs:spPr>
-    <cs:defRPr sz="900" kern="1200"/>
-  </cs:categoryAxis>
-  <cs:chartArea mods="allowNoFillOverride allowNoLineOverride">
-    <cs:lnRef idx="0"/>
-    <cs:fillRef idx="0"/>
-    <cs:effectRef idx="0"/>
-    <cs:fontRef idx="minor">
-      <a:schemeClr val="tx1"/>
-    </cs:fontRef>
-    <cs:spPr>
-      <a:solidFill>
-        <a:schemeClr val="bg1"/>
-      </a:solidFill>
-      <a:ln w="9525" cap="flat" cmpd="sng" algn="ctr">
-        <a:solidFill>
-          <a:schemeClr val="tx1">
-            <a:lumMod val="15000"/>
-            <a:lumOff val="85000"/>
-          </a:schemeClr>
-        </a:solidFill>
-        <a:round/>
-      </a:ln>
-    </cs:spPr>
-    <cs:defRPr sz="1000" kern="1200"/>
-  </cs:chartArea>
-  <cs:dataLabel>
-    <cs:lnRef idx="0"/>
-    <cs:fillRef idx="0"/>
-    <cs:effectRef idx="0"/>
-    <cs:fontRef idx="minor">
-      <a:schemeClr val="tx1">
-        <a:lumMod val="75000"/>
-        <a:lumOff val="25000"/>
-      </a:schemeClr>
-    </cs:fontRef>
-    <cs:defRPr sz="900" kern="1200"/>
-  </cs:dataLabel>
-  <cs:dataLabelCallout>
-    <cs:lnRef idx="0"/>
-    <cs:fillRef idx="0"/>
-    <cs:effectRef idx="0"/>
-    <cs:fontRef idx="minor">
-      <a:schemeClr val="dk1">
-        <a:lumMod val="65000"/>
-        <a:lumOff val="35000"/>
-      </a:schemeClr>
-    </cs:fontRef>
-    <cs:spPr>
-      <a:solidFill>
-        <a:schemeClr val="lt1"/>
-      </a:solidFill>
-      <a:ln>
-        <a:solidFill>
-          <a:schemeClr val="dk1">
-            <a:lumMod val="25000"/>
-            <a:lumOff val="75000"/>
-          </a:schemeClr>
-        </a:solidFill>
-      </a:ln>
-    </cs:spPr>
-    <cs:defRPr sz="900" kern="1200"/>
-    <cs:bodyPr rot="0" spcFirstLastPara="1" vertOverflow="clip" horzOverflow="clip" vert="horz" wrap="square" lIns="36576" tIns="18288" rIns="36576" bIns="18288" anchor="ctr" anchorCtr="1">
-      <a:spAutoFit/>
-    </cs:bodyPr>
-  </cs:dataLabelCallout>
-  <cs:dataPoint>
-    <cs:lnRef idx="0"/>
-    <cs:fillRef idx="1">
-      <cs:styleClr val="auto"/>
-    </cs:fillRef>
-    <cs:effectRef idx="0"/>
-    <cs:fontRef idx="minor">
-      <a:schemeClr val="tx1"/>
-    </cs:fontRef>
-  </cs:dataPoint>
-  <cs:dataPoint3D>
-    <cs:lnRef idx="0"/>
-    <cs:fillRef idx="1">
-      <cs:styleClr val="auto"/>
-    </cs:fillRef>
-    <cs:effectRef idx="0"/>
-    <cs:fontRef idx="minor">
-      <a:schemeClr val="tx1"/>
-    </cs:fontRef>
-  </cs:dataPoint3D>
-  <cs:dataPointLine>
-    <cs:lnRef idx="0">
-      <cs:styleClr val="auto"/>
-    </cs:lnRef>
-    <cs:fillRef idx="1"/>
-    <cs:effectRef idx="0"/>
-    <cs:fontRef idx="minor">
-      <a:schemeClr val="tx1"/>
-    </cs:fontRef>
-    <cs:spPr>
-      <a:ln w="19050" cap="rnd">
-        <a:solidFill>
-          <a:schemeClr val="phClr"/>
-        </a:solidFill>
-        <a:round/>
-      </a:ln>
-    </cs:spPr>
-  </cs:dataPointLine>
-  <cs:dataPointMarker>
-    <cs:lnRef idx="0">
-      <cs:styleClr val="auto"/>
-    </cs:lnRef>
-    <cs:fillRef idx="1">
-      <cs:styleClr val="auto"/>
-    </cs:fillRef>
-    <cs:effectRef idx="0"/>
-    <cs:fontRef idx="minor">
-      <a:schemeClr val="tx1"/>
-    </cs:fontRef>
-    <cs:spPr>
-      <a:ln w="9525">
-        <a:solidFill>
-          <a:schemeClr val="phClr"/>
-        </a:solidFill>
-      </a:ln>
-    </cs:spPr>
-  </cs:dataPointMarker>
-  <cs:dataPointMarkerLayout symbol="circle" size="5"/>
-  <cs:dataPointWireframe>
-    <cs:lnRef idx="0">
-      <cs:styleClr val="auto"/>
-    </cs:lnRef>
-    <cs:fillRef idx="0"/>
-    <cs:effectRef idx="0"/>
-    <cs:fontRef idx="minor">
-      <a:schemeClr val="dk1"/>
-    </cs:fontRef>
-    <cs:spPr>
-      <a:ln w="9525" cap="rnd">
-        <a:solidFill>
-          <a:schemeClr val="phClr"/>
-        </a:solidFill>
-        <a:round/>
-      </a:ln>
-    </cs:spPr>
-  </cs:dataPointWireframe>
-  <cs:dataTable>
-    <cs:lnRef idx="0"/>
-    <cs:fillRef idx="0"/>
-    <cs:effectRef idx="0"/>
-    <cs:fontRef idx="minor">
-      <a:schemeClr val="tx1">
-        <a:lumMod val="65000"/>
-        <a:lumOff val="35000"/>
-      </a:schemeClr>
-    </cs:fontRef>
-    <cs:spPr>
-      <a:noFill/>
-      <a:ln w="9525" cap="flat" cmpd="sng" algn="ctr">
-        <a:solidFill>
-          <a:schemeClr val="tx1">
-            <a:lumMod val="15000"/>
-            <a:lumOff val="85000"/>
-          </a:schemeClr>
-        </a:solidFill>
-        <a:round/>
-      </a:ln>
-    </cs:spPr>
-    <cs:defRPr sz="900" kern="1200"/>
-  </cs:dataTable>
-  <cs:downBar>
-    <cs:lnRef idx="0"/>
-    <cs:fillRef idx="0"/>
-    <cs:effectRef idx="0"/>
-    <cs:fontRef idx="minor">
-      <a:schemeClr val="tx1"/>
-    </cs:fontRef>
-    <cs:spPr>
-      <a:solidFill>
-        <a:schemeClr val="dk1">
-          <a:lumMod val="75000"/>
-          <a:lumOff val="25000"/>
-        </a:schemeClr>
-      </a:solidFill>
-      <a:ln w="9525" cap="flat" cmpd="sng" algn="ctr">
-        <a:solidFill>
-          <a:schemeClr val="tx1">
-            <a:lumMod val="65000"/>
-            <a:lumOff val="35000"/>
-          </a:schemeClr>
-        </a:solidFill>
-        <a:round/>
-      </a:ln>
-    </cs:spPr>
-  </cs:downBar>
-  <cs:dropLine>
-    <cs:lnRef idx="0"/>
-    <cs:fillRef idx="0"/>
-    <cs:effectRef idx="0"/>
-    <cs:fontRef idx="minor">
-      <a:schemeClr val="tx1"/>
-    </cs:fontRef>
-    <cs:spPr>
-      <a:ln w="9525" cap="flat" cmpd="sng" algn="ctr">
-        <a:solidFill>
-          <a:schemeClr val="tx1">
-            <a:lumMod val="35000"/>
-            <a:lumOff val="65000"/>
-          </a:schemeClr>
-        </a:solidFill>
-        <a:round/>
-      </a:ln>
-    </cs:spPr>
-  </cs:dropLine>
-  <cs:errorBar>
-    <cs:lnRef idx="0"/>
-    <cs:fillRef idx="0"/>
-    <cs:effectRef idx="0"/>
-    <cs:fontRef idx="minor">
-      <a:schemeClr val="tx1"/>
-    </cs:fontRef>
-    <cs:spPr>
-      <a:ln w="9525" cap="flat" cmpd="sng" algn="ctr">
-        <a:solidFill>
-          <a:schemeClr val="tx1">
-            <a:lumMod val="65000"/>
-            <a:lumOff val="35000"/>
-          </a:schemeClr>
-        </a:solidFill>
-        <a:round/>
-      </a:ln>
-    </cs:spPr>
-  </cs:errorBar>
-  <cs:floor>
-    <cs:lnRef idx="0"/>
-    <cs:fillRef idx="0"/>
-    <cs:effectRef idx="0"/>
-    <cs:fontRef idx="minor">
-      <a:schemeClr val="tx1"/>
-    </cs:fontRef>
-    <cs:spPr>
-      <a:noFill/>
-      <a:ln>
-        <a:noFill/>
-      </a:ln>
-    </cs:spPr>
-  </cs:floor>
-  <cs:gridlineMajor>
-    <cs:lnRef idx="0"/>
-    <cs:fillRef idx="0"/>
-    <cs:effectRef idx="0"/>
-    <cs:fontRef idx="minor">
-      <a:schemeClr val="tx1"/>
-    </cs:fontRef>
-    <cs:spPr>
-      <a:ln w="9525" cap="flat" cmpd="sng" algn="ctr">
-        <a:solidFill>
-          <a:schemeClr val="tx1">
-            <a:lumMod val="15000"/>
-            <a:lumOff val="85000"/>
-          </a:schemeClr>
-        </a:solidFill>
-        <a:round/>
-      </a:ln>
-    </cs:spPr>
-  </cs:gridlineMajor>
-  <cs:gridlineMinor>
-    <cs:lnRef idx="0"/>
-    <cs:fillRef idx="0"/>
-    <cs:effectRef idx="0"/>
-    <cs:fontRef idx="minor">
-      <a:schemeClr val="tx1"/>
-    </cs:fontRef>
-    <cs:spPr>
-      <a:ln w="9525" cap="flat" cmpd="sng" algn="ctr">
-        <a:solidFill>
-          <a:schemeClr val="tx1">
-            <a:lumMod val="5000"/>
-            <a:lumOff val="95000"/>
-          </a:schemeClr>
-        </a:solidFill>
-        <a:round/>
-      </a:ln>
-    </cs:spPr>
-  </cs:gridlineMinor>
-  <cs:hiLoLine>
-    <cs:lnRef idx="0"/>
-    <cs:fillRef idx="0"/>
-    <cs:effectRef idx="0"/>
-    <cs:fontRef idx="minor">
-      <a:schemeClr val="tx1"/>
-    </cs:fontRef>
-    <cs:spPr>
-      <a:ln w="9525" cap="flat" cmpd="sng" algn="ctr">
-        <a:solidFill>
-          <a:schemeClr val="tx1">
-            <a:lumMod val="50000"/>
-            <a:lumOff val="50000"/>
-          </a:schemeClr>
-        </a:solidFill>
-        <a:round/>
-      </a:ln>
-    </cs:spPr>
-  </cs:hiLoLine>
-  <cs:leaderLine>
-    <cs:lnRef idx="0"/>
-    <cs:fillRef idx="0"/>
-    <cs:effectRef idx="0"/>
-    <cs:fontRef idx="minor">
-      <a:schemeClr val="tx1"/>
-    </cs:fontRef>
-    <cs:spPr>
-      <a:ln w="9525" cap="flat" cmpd="sng" algn="ctr">
-        <a:solidFill>
-          <a:schemeClr val="tx1">
-            <a:lumMod val="35000"/>
-            <a:lumOff val="65000"/>
-          </a:schemeClr>
-        </a:solidFill>
-        <a:round/>
-      </a:ln>
-    </cs:spPr>
-  </cs:leaderLine>
-  <cs:legend>
-    <cs:lnRef idx="0"/>
-    <cs:fillRef idx="0"/>
-    <cs:effectRef idx="0"/>
-    <cs:fontRef idx="minor">
-      <a:schemeClr val="tx1">
-        <a:lumMod val="65000"/>
-        <a:lumOff val="35000"/>
-      </a:schemeClr>
-    </cs:fontRef>
-    <cs:defRPr sz="900" kern="1200"/>
-  </cs:legend>
-  <cs:plotArea mods="allowNoFillOverride allowNoLineOverride">
-    <cs:lnRef idx="0"/>
-    <cs:fillRef idx="0"/>
-    <cs:effectRef idx="0"/>
-    <cs:fontRef idx="minor">
-      <a:schemeClr val="tx1"/>
-    </cs:fontRef>
-  </cs:plotArea>
-  <cs:plotArea3D mods="allowNoFillOverride allowNoLineOverride">
-    <cs:lnRef idx="0"/>
-    <cs:fillRef idx="0"/>
-    <cs:effectRef idx="0"/>
-    <cs:fontRef idx="minor">
-      <a:schemeClr val="tx1"/>
-    </cs:fontRef>
-  </cs:plotArea3D>
-  <cs:seriesAxis>
-    <cs:lnRef idx="0"/>
-    <cs:fillRef idx="0"/>
-    <cs:effectRef idx="0"/>
-    <cs:fontRef idx="minor">
-      <a:schemeClr val="tx1">
-        <a:lumMod val="65000"/>
-        <a:lumOff val="35000"/>
-      </a:schemeClr>
-    </cs:fontRef>
-    <cs:defRPr sz="900" kern="1200"/>
-  </cs:seriesAxis>
-  <cs:seriesLine>
-    <cs:lnRef idx="0"/>
-    <cs:fillRef idx="0"/>
-    <cs:effectRef idx="0"/>
-    <cs:fontRef idx="minor">
-      <a:schemeClr val="tx1"/>
-    </cs:fontRef>
-    <cs:spPr>
-      <a:ln w="9525" cap="flat" cmpd="sng" algn="ctr">
-        <a:solidFill>
-          <a:schemeClr val="tx1">
-            <a:lumMod val="35000"/>
-            <a:lumOff val="65000"/>
-          </a:schemeClr>
-        </a:solidFill>
-        <a:round/>
-      </a:ln>
-    </cs:spPr>
-  </cs:seriesLine>
-  <cs:title>
-    <cs:lnRef idx="0"/>
-    <cs:fillRef idx="0"/>
-    <cs:effectRef idx="0"/>
-    <cs:fontRef idx="minor">
-      <a:schemeClr val="tx1">
-        <a:lumMod val="65000"/>
-        <a:lumOff val="35000"/>
-      </a:schemeClr>
-    </cs:fontRef>
-    <cs:defRPr sz="1400" b="0" kern="1200" spc="0" baseline="0"/>
-  </cs:title>
-  <cs:trendline>
-    <cs:lnRef idx="0">
-      <cs:styleClr val="auto"/>
-    </cs:lnRef>
-    <cs:fillRef idx="0"/>
-    <cs:effectRef idx="0"/>
-    <cs:fontRef idx="minor">
-      <a:schemeClr val="tx1"/>
-    </cs:fontRef>
-    <cs:spPr>
-      <a:ln w="19050" cap="rnd">
-        <a:solidFill>
-          <a:schemeClr val="phClr"/>
-        </a:solidFill>
-        <a:prstDash val="sysDot"/>
-      </a:ln>
-    </cs:spPr>
-  </cs:trendline>
-  <cs:trendlineLabel>
-    <cs:lnRef idx="0"/>
-    <cs:fillRef idx="0"/>
-    <cs:effectRef idx="0"/>
-    <cs:fontRef idx="minor">
-      <a:schemeClr val="tx1">
-        <a:lumMod val="65000"/>
-        <a:lumOff val="35000"/>
-      </a:schemeClr>
-    </cs:fontRef>
-    <cs:defRPr sz="900" kern="1200"/>
-  </cs:trendlineLabel>
-  <cs:upBar>
-    <cs:lnRef idx="0"/>
-    <cs:fillRef idx="0"/>
-    <cs:effectRef idx="0"/>
-    <cs:fontRef idx="minor">
-      <a:schemeClr val="tx1"/>
-    </cs:fontRef>
-    <cs:spPr>
-      <a:solidFill>
-        <a:schemeClr val="lt1"/>
-      </a:solidFill>
-      <a:ln w="9525" cap="flat" cmpd="sng" algn="ctr">
-        <a:solidFill>
-          <a:schemeClr val="tx1">
-            <a:lumMod val="65000"/>
-            <a:lumOff val="35000"/>
-          </a:schemeClr>
-        </a:solidFill>
-        <a:round/>
-      </a:ln>
-    </cs:spPr>
-  </cs:upBar>
-  <cs:valueAxis>
-    <cs:lnRef idx="0"/>
-    <cs:fillRef idx="0"/>
-    <cs:effectRef idx="0"/>
-    <cs:fontRef idx="minor">
-      <a:schemeClr val="tx1">
-        <a:lumMod val="65000"/>
-        <a:lumOff val="35000"/>
-      </a:schemeClr>
-    </cs:fontRef>
-    <cs:spPr>
-      <a:ln w="9525" cap="flat" cmpd="sng" algn="ctr">
-        <a:solidFill>
-          <a:schemeClr val="tx1">
-            <a:lumMod val="25000"/>
-            <a:lumOff val="75000"/>
-          </a:schemeClr>
-        </a:solidFill>
-        <a:round/>
-      </a:ln>
-    </cs:spPr>
-    <cs:defRPr sz="900" kern="1200"/>
-  </cs:valueAxis>
-  <cs:wall>
-    <cs:lnRef idx="0"/>
-    <cs:fillRef idx="0"/>
-    <cs:effectRef idx="0"/>
-    <cs:fontRef idx="minor">
-      <a:schemeClr val="tx1"/>
-    </cs:fontRef>
-    <cs:spPr>
-      <a:noFill/>
-      <a:ln>
-        <a:noFill/>
-      </a:ln>
-    </cs:spPr>
-  </cs:wall>
-</cs:chartStyle>
-</file>
-
 <file path=word/theme/theme1.xml><?xml version="1.0" encoding="utf-8"?>
 <a:theme xmlns:a="http://schemas.openxmlformats.org/drawingml/2006/main" name="Thème Office">
   <a:themeElements>

--- a/Datasheet/Datasheet_graphite_sensor.docx
+++ b/Datasheet/Datasheet_graphite_sensor.docx
@@ -393,7 +393,7 @@
           <w:lang w:val="en-US"/>
         </w:rPr>
         <w:drawing>
-          <wp:anchor distT="0" distB="0" distL="114300" distR="114300" simplePos="0" relativeHeight="251659264" behindDoc="1" locked="0" layoutInCell="1" allowOverlap="1" wp14:anchorId="2C8EC3C5" wp14:editId="53E0D630">
+          <wp:anchor distT="0" distB="0" distL="114300" distR="114300" simplePos="0" relativeHeight="251659264" behindDoc="1" locked="0" layoutInCell="1" allowOverlap="1" wp14:anchorId="2C8EC3C5" wp14:editId="772D0028">
             <wp:simplePos x="0" y="0"/>
             <wp:positionH relativeFrom="margin">
               <wp:align>right</wp:align>
@@ -856,7 +856,7 @@
           <w:lang w:val="en-US"/>
         </w:rPr>
         <w:drawing>
-          <wp:anchor distT="0" distB="0" distL="114300" distR="114300" simplePos="0" relativeHeight="251660288" behindDoc="1" locked="0" layoutInCell="1" allowOverlap="1" wp14:anchorId="54347F22" wp14:editId="13CA530D">
+          <wp:anchor distT="0" distB="0" distL="114300" distR="114300" simplePos="0" relativeHeight="251660288" behindDoc="1" locked="0" layoutInCell="1" allowOverlap="1" wp14:anchorId="54347F22" wp14:editId="4D6357D2">
             <wp:simplePos x="0" y="0"/>
             <wp:positionH relativeFrom="margin">
               <wp:align>right</wp:align>
@@ -2000,7 +2000,79 @@
                 <w:szCs w:val="24"/>
                 <w:lang w:val="en-US"/>
               </w:rPr>
-              <w:t>Graphite nanoparticles deposited using a graphite pencil (HB,2B,4B,6B)</w:t>
+              <w:t>Graphite nanoparticles deposited using a graphite pencil (</w:t>
+            </w:r>
+            <w:r>
+              <w:rPr>
+                <w:rFonts w:ascii="Times New Roman" w:hAnsi="Times New Roman" w:cs="Times New Roman"/>
+                <w:sz w:val="24"/>
+                <w:szCs w:val="24"/>
+                <w:lang w:val="en-US"/>
+              </w:rPr>
+              <w:t xml:space="preserve">B, </w:t>
+            </w:r>
+            <w:r>
+              <w:rPr>
+                <w:rFonts w:ascii="Times New Roman" w:hAnsi="Times New Roman" w:cs="Times New Roman"/>
+                <w:sz w:val="24"/>
+                <w:szCs w:val="24"/>
+                <w:lang w:val="en-US"/>
+              </w:rPr>
+              <w:t>HB,</w:t>
+            </w:r>
+            <w:r>
+              <w:rPr>
+                <w:rFonts w:ascii="Times New Roman" w:hAnsi="Times New Roman" w:cs="Times New Roman"/>
+                <w:sz w:val="24"/>
+                <w:szCs w:val="24"/>
+                <w:lang w:val="en-US"/>
+              </w:rPr>
+              <w:t xml:space="preserve"> </w:t>
+            </w:r>
+            <w:r>
+              <w:rPr>
+                <w:rFonts w:ascii="Times New Roman" w:hAnsi="Times New Roman" w:cs="Times New Roman"/>
+                <w:sz w:val="24"/>
+                <w:szCs w:val="24"/>
+                <w:lang w:val="en-US"/>
+              </w:rPr>
+              <w:t>2B,</w:t>
+            </w:r>
+            <w:r>
+              <w:rPr>
+                <w:rFonts w:ascii="Times New Roman" w:hAnsi="Times New Roman" w:cs="Times New Roman"/>
+                <w:sz w:val="24"/>
+                <w:szCs w:val="24"/>
+                <w:lang w:val="en-US"/>
+              </w:rPr>
+              <w:t xml:space="preserve"> </w:t>
+            </w:r>
+            <w:r>
+              <w:rPr>
+                <w:rFonts w:ascii="Times New Roman" w:hAnsi="Times New Roman" w:cs="Times New Roman"/>
+                <w:sz w:val="24"/>
+                <w:szCs w:val="24"/>
+                <w:lang w:val="en-US"/>
+              </w:rPr>
+              <w:t>4B,</w:t>
+            </w:r>
+            <w:r>
+              <w:rPr>
+                <w:rFonts w:ascii="Times New Roman" w:hAnsi="Times New Roman" w:cs="Times New Roman"/>
+                <w:sz w:val="24"/>
+                <w:szCs w:val="24"/>
+                <w:lang w:val="en-US"/>
+              </w:rPr>
+              <w:t xml:space="preserve"> </w:t>
+            </w:r>
+            <w:r>
+              <w:rPr>
+                <w:rFonts w:ascii="Times New Roman" w:hAnsi="Times New Roman" w:cs="Times New Roman"/>
+                <w:sz w:val="24"/>
+                <w:szCs w:val="24"/>
+                <w:lang w:val="en-US"/>
+              </w:rPr>
+              <w:t>6B)</w:t>
             </w:r>
           </w:p>
         </w:tc>
@@ -2814,7 +2886,7 @@
                 <w:szCs w:val="24"/>
                 <w:lang w:val="en-US"/>
               </w:rPr>
-              <w:t>G</w:t>
+              <w:t>M</w:t>
             </w:r>
             <w:r>
               <w:rPr>
@@ -2850,7 +2922,7 @@
                 <w:szCs w:val="24"/>
                 <w:lang w:val="en-US"/>
               </w:rPr>
-              <w:t>5.4 – 11</w:t>
+              <w:t>51 – 160</w:t>
             </w:r>
           </w:p>
         </w:tc>
@@ -2877,7 +2949,34 @@
                 <w:szCs w:val="24"/>
                 <w:lang w:val="en-US"/>
               </w:rPr>
-              <w:t>5.0 – 6.0</w:t>
+              <w:t>5</w:t>
+            </w:r>
+            <w:r>
+              <w:rPr>
+                <w:rFonts w:ascii="Times New Roman" w:hAnsi="Times New Roman" w:cs="Times New Roman"/>
+                <w:sz w:val="24"/>
+                <w:szCs w:val="24"/>
+                <w:lang w:val="en-US"/>
+              </w:rPr>
+              <w:t>0</w:t>
+            </w:r>
+            <w:r>
+              <w:rPr>
+                <w:rFonts w:ascii="Times New Roman" w:hAnsi="Times New Roman" w:cs="Times New Roman"/>
+                <w:sz w:val="24"/>
+                <w:szCs w:val="24"/>
+                <w:lang w:val="en-US"/>
+              </w:rPr>
+              <w:t xml:space="preserve"> – </w:t>
+            </w:r>
+            <w:r>
+              <w:rPr>
+                <w:rFonts w:ascii="Times New Roman" w:hAnsi="Times New Roman" w:cs="Times New Roman"/>
+                <w:sz w:val="24"/>
+                <w:szCs w:val="24"/>
+                <w:lang w:val="en-US"/>
+              </w:rPr>
+              <w:t>55.6</w:t>
             </w:r>
           </w:p>
         </w:tc>
@@ -2936,7 +3035,7 @@
                 <w:szCs w:val="24"/>
                 <w:lang w:val="en-US"/>
               </w:rPr>
-              <w:t>G</w:t>
+              <w:t>M</w:t>
             </w:r>
             <w:r>
               <w:rPr>
@@ -2972,7 +3071,16 @@
                 <w:szCs w:val="24"/>
                 <w:lang w:val="en-US"/>
               </w:rPr>
-              <w:t>4.2 – 8.1</w:t>
+              <w:t>4</w:t>
+            </w:r>
+            <w:r>
+              <w:rPr>
+                <w:rFonts w:ascii="Times New Roman" w:hAnsi="Times New Roman" w:cs="Times New Roman"/>
+                <w:sz w:val="24"/>
+                <w:szCs w:val="24"/>
+                <w:lang w:val="en-US"/>
+              </w:rPr>
+              <w:t>5.2 – 120</w:t>
             </w:r>
           </w:p>
         </w:tc>
@@ -2999,7 +3107,34 @@
                 <w:szCs w:val="24"/>
                 <w:lang w:val="en-US"/>
               </w:rPr>
-              <w:t>4.1 – 4.8</w:t>
+              <w:t>4</w:t>
+            </w:r>
+            <w:r>
+              <w:rPr>
+                <w:rFonts w:ascii="Times New Roman" w:hAnsi="Times New Roman" w:cs="Times New Roman"/>
+                <w:sz w:val="24"/>
+                <w:szCs w:val="24"/>
+                <w:lang w:val="en-US"/>
+              </w:rPr>
+              <w:t>5.8</w:t>
+            </w:r>
+            <w:r>
+              <w:rPr>
+                <w:rFonts w:ascii="Times New Roman" w:hAnsi="Times New Roman" w:cs="Times New Roman"/>
+                <w:sz w:val="24"/>
+                <w:szCs w:val="24"/>
+                <w:lang w:val="en-US"/>
+              </w:rPr>
+              <w:t xml:space="preserve"> – </w:t>
+            </w:r>
+            <w:r>
+              <w:rPr>
+                <w:rFonts w:ascii="Times New Roman" w:hAnsi="Times New Roman" w:cs="Times New Roman"/>
+                <w:sz w:val="24"/>
+                <w:szCs w:val="24"/>
+                <w:lang w:val="en-US"/>
+              </w:rPr>
+              <w:t>50.1</w:t>
             </w:r>
           </w:p>
         </w:tc>
@@ -3648,10 +3783,10 @@
           <w14:ligatures w14:val="standardContextual"/>
         </w:rPr>
         <w:drawing>
-          <wp:inline distT="0" distB="0" distL="0" distR="0" wp14:anchorId="34920C50" wp14:editId="5FDA1488">
-            <wp:extent cx="4920343" cy="2829523"/>
-            <wp:effectExtent l="0" t="0" r="0" b="9525"/>
-            <wp:docPr id="132334347" name="Image 5"/>
+          <wp:inline distT="0" distB="0" distL="0" distR="0" wp14:anchorId="71E3636E" wp14:editId="2BF38E5D">
+            <wp:extent cx="4344761" cy="2819400"/>
+            <wp:effectExtent l="0" t="0" r="0" b="0"/>
+            <wp:docPr id="1899129703" name="Image 5"/>
             <wp:cNvGraphicFramePr>
               <a:graphicFrameLocks xmlns:a="http://schemas.openxmlformats.org/drawingml/2006/main" noChangeAspect="1"/>
             </wp:cNvGraphicFramePr>
@@ -3659,7 +3794,7 @@
               <a:graphicData uri="http://schemas.openxmlformats.org/drawingml/2006/picture">
                 <pic:pic xmlns:pic="http://schemas.openxmlformats.org/drawingml/2006/picture">
                   <pic:nvPicPr>
-                    <pic:cNvPr id="132334347" name="Image 132334347"/>
+                    <pic:cNvPr id="1899129703" name="Image 1899129703"/>
                     <pic:cNvPicPr/>
                   </pic:nvPicPr>
                   <pic:blipFill>
@@ -3677,7 +3812,7 @@
                   <pic:spPr>
                     <a:xfrm>
                       <a:off x="0" y="0"/>
-                      <a:ext cx="4947991" cy="2845422"/>
+                      <a:ext cx="4372941" cy="2837686"/>
                     </a:xfrm>
                     <a:prstGeom prst="rect">
                       <a:avLst/>
@@ -3724,10 +3859,10 @@
         </w:rPr>
         <w:lastRenderedPageBreak/>
         <w:drawing>
-          <wp:inline distT="0" distB="0" distL="0" distR="0" wp14:anchorId="5A73725B" wp14:editId="634430CE">
-            <wp:extent cx="5448300" cy="3286276"/>
-            <wp:effectExtent l="0" t="0" r="0" b="9525"/>
-            <wp:docPr id="1283172596" name="Image 6"/>
+          <wp:inline distT="0" distB="0" distL="0" distR="0" wp14:anchorId="004ED004" wp14:editId="67B63430">
+            <wp:extent cx="4871357" cy="3457301"/>
+            <wp:effectExtent l="0" t="0" r="5715" b="0"/>
+            <wp:docPr id="1639120391" name="Image 6"/>
             <wp:cNvGraphicFramePr>
               <a:graphicFrameLocks xmlns:a="http://schemas.openxmlformats.org/drawingml/2006/main" noChangeAspect="1"/>
             </wp:cNvGraphicFramePr>
@@ -3735,7 +3870,7 @@
               <a:graphicData uri="http://schemas.openxmlformats.org/drawingml/2006/picture">
                 <pic:pic xmlns:pic="http://schemas.openxmlformats.org/drawingml/2006/picture">
                   <pic:nvPicPr>
-                    <pic:cNvPr id="1283172596" name="Image 1283172596"/>
+                    <pic:cNvPr id="1639120391" name="Image 1639120391"/>
                     <pic:cNvPicPr/>
                   </pic:nvPicPr>
                   <pic:blipFill>
@@ -3753,7 +3888,7 @@
                   <pic:spPr>
                     <a:xfrm>
                       <a:off x="0" y="0"/>
-                      <a:ext cx="5457197" cy="3291642"/>
+                      <a:ext cx="4881879" cy="3464769"/>
                     </a:xfrm>
                     <a:prstGeom prst="rect">
                       <a:avLst/>
@@ -5722,7 +5857,7 @@
           <w:bdr w:val="none" w:sz="0" w:space="0" w:color="auto" w:frame="1"/>
         </w:rPr>
         <w:drawing>
-          <wp:inline distT="0" distB="0" distL="0" distR="0" wp14:anchorId="050C168E" wp14:editId="4A11467F">
+          <wp:inline distT="0" distB="0" distL="0" distR="0" wp14:anchorId="050C168E" wp14:editId="4E9BE314">
             <wp:extent cx="5734050" cy="1332865"/>
             <wp:effectExtent l="0" t="0" r="0" b="635"/>
             <wp:docPr id="1705066560" name="Picture 2"/>

--- a/Datasheet/Datasheet_graphite_sensor.docx
+++ b/Datasheet/Datasheet_graphite_sensor.docx
@@ -393,7 +393,7 @@
           <w:lang w:val="en-US"/>
         </w:rPr>
         <w:drawing>
-          <wp:anchor distT="0" distB="0" distL="114300" distR="114300" simplePos="0" relativeHeight="251659264" behindDoc="1" locked="0" layoutInCell="1" allowOverlap="1" wp14:anchorId="2C8EC3C5" wp14:editId="772D0028">
+          <wp:anchor distT="0" distB="0" distL="114300" distR="114300" simplePos="0" relativeHeight="251659264" behindDoc="1" locked="0" layoutInCell="1" allowOverlap="1" wp14:anchorId="2C8EC3C5" wp14:editId="45B5D91F">
             <wp:simplePos x="0" y="0"/>
             <wp:positionH relativeFrom="margin">
               <wp:align>right</wp:align>
@@ -856,7 +856,7 @@
           <w:lang w:val="en-US"/>
         </w:rPr>
         <w:drawing>
-          <wp:anchor distT="0" distB="0" distL="114300" distR="114300" simplePos="0" relativeHeight="251660288" behindDoc="1" locked="0" layoutInCell="1" allowOverlap="1" wp14:anchorId="54347F22" wp14:editId="4D6357D2">
+          <wp:anchor distT="0" distB="0" distL="114300" distR="114300" simplePos="0" relativeHeight="251660288" behindDoc="1" locked="0" layoutInCell="1" allowOverlap="1" wp14:anchorId="54347F22" wp14:editId="43FFC1AD">
             <wp:simplePos x="0" y="0"/>
             <wp:positionH relativeFrom="margin">
               <wp:align>right</wp:align>
@@ -3750,43 +3750,29 @@
     <w:p>
       <w:pPr>
         <w:spacing w:line="276" w:lineRule="auto"/>
-        <w:jc w:val="both"/>
-        <w:rPr>
-          <w:rFonts w:ascii="Times New Roman" w:hAnsi="Times New Roman" w:cs="Times New Roman"/>
-          <w:b/>
-          <w:bCs/>
+        <w:jc w:val="center"/>
+        <w:rPr>
+          <w:rFonts w:ascii="Times New Roman" w:hAnsi="Times New Roman" w:cs="Times New Roman"/>
+          <w:noProof/>
           <w:sz w:val="24"/>
           <w:szCs w:val="24"/>
           <w:lang w:val="en-US"/>
         </w:rPr>
       </w:pPr>
-    </w:p>
-    <w:p>
-      <w:pPr>
-        <w:spacing w:line="276" w:lineRule="auto"/>
-        <w:jc w:val="center"/>
+      <w:r>
         <w:rPr>
           <w:rFonts w:ascii="Times New Roman" w:hAnsi="Times New Roman" w:cs="Times New Roman"/>
           <w:noProof/>
           <w:sz w:val="24"/>
           <w:szCs w:val="24"/>
           <w:lang w:val="en-US"/>
-        </w:rPr>
-      </w:pPr>
-      <w:r>
-        <w:rPr>
-          <w:rFonts w:ascii="Times New Roman" w:hAnsi="Times New Roman" w:cs="Times New Roman"/>
-          <w:noProof/>
-          <w:sz w:val="24"/>
-          <w:szCs w:val="24"/>
-          <w:lang w:val="en-US"/>
           <w14:ligatures w14:val="standardContextual"/>
         </w:rPr>
         <w:drawing>
-          <wp:inline distT="0" distB="0" distL="0" distR="0" wp14:anchorId="71E3636E" wp14:editId="2BF38E5D">
-            <wp:extent cx="4344761" cy="2819400"/>
+          <wp:inline distT="0" distB="0" distL="0" distR="0" wp14:anchorId="07020D28" wp14:editId="52CBB49E">
+            <wp:extent cx="4423841" cy="3056021"/>
             <wp:effectExtent l="0" t="0" r="0" b="0"/>
-            <wp:docPr id="1899129703" name="Image 5"/>
+            <wp:docPr id="1287584581" name="Image 5"/>
             <wp:cNvGraphicFramePr>
               <a:graphicFrameLocks xmlns:a="http://schemas.openxmlformats.org/drawingml/2006/main" noChangeAspect="1"/>
             </wp:cNvGraphicFramePr>
@@ -3794,7 +3780,7 @@
               <a:graphicData uri="http://schemas.openxmlformats.org/drawingml/2006/picture">
                 <pic:pic xmlns:pic="http://schemas.openxmlformats.org/drawingml/2006/picture">
                   <pic:nvPicPr>
-                    <pic:cNvPr id="1899129703" name="Image 1899129703"/>
+                    <pic:cNvPr id="1287584581" name="Image 1287584581"/>
                     <pic:cNvPicPr/>
                   </pic:nvPicPr>
                   <pic:blipFill>
@@ -3812,7 +3798,7 @@
                   <pic:spPr>
                     <a:xfrm>
                       <a:off x="0" y="0"/>
-                      <a:ext cx="4372941" cy="2837686"/>
+                      <a:ext cx="4457616" cy="3079353"/>
                     </a:xfrm>
                     <a:prstGeom prst="rect">
                       <a:avLst/>
@@ -3859,10 +3845,10 @@
         </w:rPr>
         <w:lastRenderedPageBreak/>
         <w:drawing>
-          <wp:inline distT="0" distB="0" distL="0" distR="0" wp14:anchorId="004ED004" wp14:editId="67B63430">
-            <wp:extent cx="4871357" cy="3457301"/>
-            <wp:effectExtent l="0" t="0" r="5715" b="0"/>
-            <wp:docPr id="1639120391" name="Image 6"/>
+          <wp:inline distT="0" distB="0" distL="0" distR="0" wp14:anchorId="2ECD11F3" wp14:editId="745CAD5B">
+            <wp:extent cx="5760720" cy="3486150"/>
+            <wp:effectExtent l="0" t="0" r="0" b="0"/>
+            <wp:docPr id="2069018195" name="Image 6"/>
             <wp:cNvGraphicFramePr>
               <a:graphicFrameLocks xmlns:a="http://schemas.openxmlformats.org/drawingml/2006/main" noChangeAspect="1"/>
             </wp:cNvGraphicFramePr>
@@ -3870,7 +3856,7 @@
               <a:graphicData uri="http://schemas.openxmlformats.org/drawingml/2006/picture">
                 <pic:pic xmlns:pic="http://schemas.openxmlformats.org/drawingml/2006/picture">
                   <pic:nvPicPr>
-                    <pic:cNvPr id="1639120391" name="Image 1639120391"/>
+                    <pic:cNvPr id="2069018195" name="Image 2069018195"/>
                     <pic:cNvPicPr/>
                   </pic:nvPicPr>
                   <pic:blipFill>
@@ -3888,7 +3874,7 @@
                   <pic:spPr>
                     <a:xfrm>
                       <a:off x="0" y="0"/>
-                      <a:ext cx="4881879" cy="3464769"/>
+                      <a:ext cx="5760720" cy="3486150"/>
                     </a:xfrm>
                     <a:prstGeom prst="rect">
                       <a:avLst/>
@@ -5857,7 +5843,7 @@
           <w:bdr w:val="none" w:sz="0" w:space="0" w:color="auto" w:frame="1"/>
         </w:rPr>
         <w:drawing>
-          <wp:inline distT="0" distB="0" distL="0" distR="0" wp14:anchorId="050C168E" wp14:editId="4E9BE314">
+          <wp:inline distT="0" distB="0" distL="0" distR="0" wp14:anchorId="050C168E" wp14:editId="22737FEF">
             <wp:extent cx="5734050" cy="1332865"/>
             <wp:effectExtent l="0" t="0" r="0" b="635"/>
             <wp:docPr id="1705066560" name="Picture 2"/>
